--- a/skills/huawei-math-modeling/templates/paper-skeleton.docx
+++ b/skills/huawei-math-modeling/templates/paper-skeleton.docx
@@ -294,8 +294,8 @@
           </w14:shadow>
         </w:rPr>
       </w:pPr>
-      <w:bookmarkStart w:id="0" w:name="OLE_LINK1"/>
-      <w:bookmarkStart w:id="1" w:name="OLE_LINK2"/>
+      <w:bookmarkStart w:id="0" w:name="OLE_LINK2"/>
+      <w:bookmarkStart w:id="1" w:name="OLE_LINK1"/>
       <w:r>
         <w:rPr>
           <w:rFonts w:hint="eastAsia" w:ascii="华文新魏" w:hAnsi="宋体" w:eastAsia="华文新魏"/>
@@ -764,14 +764,6 @@
     </w:tbl>
     <w:p>
       <w:pPr>
-        <w:pStyle w:val="51"/>
-      </w:pPr>
-      <w:r>
-        <w:t>【封面按官方模板填写学校、参赛队号、队员姓名；正文及之后各页不得出现任何身份信息】</w:t>
-      </w:r>
-    </w:p>
-    <w:p>
-      <w:pPr>
         <w:adjustRightInd w:val="0"/>
         <w:snapToGrid w:val="0"/>
         <w:spacing w:line="312" w:lineRule="auto"/>
@@ -1010,14 +1002,6 @@
         </w:rPr>
         <w:t>题    目：</w:t>
       </w:r>
-      <w:r>
-        <w:rPr>
-          <w:rFonts w:ascii="Times New Roman" w:hAnsi="Times New Roman" w:eastAsia="黑体"/>
-          <w:color w:val="1A1A1A"/>
-          <w:sz w:val="32"/>
-        </w:rPr>
-        <w:t>基于多源数据融合的低空湍流监测与航路优化</w:t>
-      </w:r>
     </w:p>
     <w:p>
       <w:pPr>
@@ -1140,6 +1124,7 @@
         <w:pStyle w:val="14"/>
         <w:tabs>
           <w:tab w:val="right" w:leader="dot" w:pos="9356"/>
+          <w:tab w:val="clear" w:pos="9354"/>
         </w:tabs>
       </w:pPr>
       <w:r>
@@ -1177,7 +1162,7 @@
         <w:rPr>
           <w:rFonts w:ascii="Times New Roman" w:hAnsi="Times New Roman" w:eastAsia="宋体"/>
         </w:rPr>
-        <w:instrText xml:space="preserve"> HYPERLINK \l _Toc28731 </w:instrText>
+        <w:instrText xml:space="preserve"> HYPERLINK \l _Toc17723 </w:instrText>
       </w:r>
       <w:r>
         <w:rPr>
@@ -1195,7 +1180,7 @@
         <w:fldChar w:fldCharType="begin"/>
       </w:r>
       <w:r>
-        <w:instrText xml:space="preserve"> PAGEREF _Toc28731 \h </w:instrText>
+        <w:instrText xml:space="preserve"> PAGEREF _Toc17723 \h </w:instrText>
       </w:r>
       <w:r>
         <w:fldChar w:fldCharType="separate"/>
@@ -1219,6 +1204,7 @@
         <w:pStyle w:val="15"/>
         <w:tabs>
           <w:tab w:val="right" w:leader="dot" w:pos="9356"/>
+          <w:tab w:val="clear" w:pos="9354"/>
         </w:tabs>
       </w:pPr>
       <w:r>
@@ -1232,7 +1218,7 @@
         <w:rPr>
           <w:rFonts w:ascii="Times New Roman" w:hAnsi="Times New Roman" w:eastAsia="宋体"/>
         </w:rPr>
-        <w:instrText xml:space="preserve"> HYPERLINK \l _Toc23628 </w:instrText>
+        <w:instrText xml:space="preserve"> HYPERLINK \l _Toc25096 </w:instrText>
       </w:r>
       <w:r>
         <w:rPr>
@@ -1250,7 +1236,7 @@
         <w:fldChar w:fldCharType="begin"/>
       </w:r>
       <w:r>
-        <w:instrText xml:space="preserve"> PAGEREF _Toc23628 \h </w:instrText>
+        <w:instrText xml:space="preserve"> PAGEREF _Toc25096 \h </w:instrText>
       </w:r>
       <w:r>
         <w:fldChar w:fldCharType="separate"/>
@@ -1274,6 +1260,7 @@
         <w:pStyle w:val="15"/>
         <w:tabs>
           <w:tab w:val="right" w:leader="dot" w:pos="9356"/>
+          <w:tab w:val="clear" w:pos="9354"/>
         </w:tabs>
       </w:pPr>
       <w:r>
@@ -1287,7 +1274,7 @@
         <w:rPr>
           <w:rFonts w:ascii="Times New Roman" w:hAnsi="Times New Roman" w:eastAsia="宋体"/>
         </w:rPr>
-        <w:instrText xml:space="preserve"> HYPERLINK \l _Toc6696 </w:instrText>
+        <w:instrText xml:space="preserve"> HYPERLINK \l _Toc20613 </w:instrText>
       </w:r>
       <w:r>
         <w:rPr>
@@ -1305,7 +1292,7 @@
         <w:fldChar w:fldCharType="begin"/>
       </w:r>
       <w:r>
-        <w:instrText xml:space="preserve"> PAGEREF _Toc6696 \h </w:instrText>
+        <w:instrText xml:space="preserve"> PAGEREF _Toc20613 \h </w:instrText>
       </w:r>
       <w:r>
         <w:fldChar w:fldCharType="separate"/>
@@ -1329,6 +1316,7 @@
         <w:pStyle w:val="14"/>
         <w:tabs>
           <w:tab w:val="right" w:leader="dot" w:pos="9356"/>
+          <w:tab w:val="clear" w:pos="9354"/>
         </w:tabs>
       </w:pPr>
       <w:r>
@@ -1342,7 +1330,7 @@
         <w:rPr>
           <w:rFonts w:ascii="Times New Roman" w:hAnsi="Times New Roman" w:eastAsia="宋体"/>
         </w:rPr>
-        <w:instrText xml:space="preserve"> HYPERLINK \l _Toc26779 </w:instrText>
+        <w:instrText xml:space="preserve"> HYPERLINK \l _Toc28049 </w:instrText>
       </w:r>
       <w:r>
         <w:rPr>
@@ -1360,7 +1348,7 @@
         <w:fldChar w:fldCharType="begin"/>
       </w:r>
       <w:r>
-        <w:instrText xml:space="preserve"> PAGEREF _Toc26779 \h </w:instrText>
+        <w:instrText xml:space="preserve"> PAGEREF _Toc28049 \h </w:instrText>
       </w:r>
       <w:r>
         <w:fldChar w:fldCharType="separate"/>
@@ -1384,6 +1372,7 @@
         <w:pStyle w:val="15"/>
         <w:tabs>
           <w:tab w:val="right" w:leader="dot" w:pos="9356"/>
+          <w:tab w:val="clear" w:pos="9354"/>
         </w:tabs>
       </w:pPr>
       <w:r>
@@ -1397,7 +1386,7 @@
         <w:rPr>
           <w:rFonts w:ascii="Times New Roman" w:hAnsi="Times New Roman" w:eastAsia="宋体"/>
         </w:rPr>
-        <w:instrText xml:space="preserve"> HYPERLINK \l _Toc31389 </w:instrText>
+        <w:instrText xml:space="preserve"> HYPERLINK \l _Toc30545 </w:instrText>
       </w:r>
       <w:r>
         <w:rPr>
@@ -1415,7 +1404,7 @@
         <w:fldChar w:fldCharType="begin"/>
       </w:r>
       <w:r>
-        <w:instrText xml:space="preserve"> PAGEREF _Toc31389 \h </w:instrText>
+        <w:instrText xml:space="preserve"> PAGEREF _Toc30545 \h </w:instrText>
       </w:r>
       <w:r>
         <w:fldChar w:fldCharType="separate"/>
@@ -1439,6 +1428,7 @@
         <w:pStyle w:val="15"/>
         <w:tabs>
           <w:tab w:val="right" w:leader="dot" w:pos="9356"/>
+          <w:tab w:val="clear" w:pos="9354"/>
         </w:tabs>
       </w:pPr>
       <w:r>
@@ -1452,7 +1442,7 @@
         <w:rPr>
           <w:rFonts w:ascii="Times New Roman" w:hAnsi="Times New Roman" w:eastAsia="宋体"/>
         </w:rPr>
-        <w:instrText xml:space="preserve"> HYPERLINK \l _Toc19507 </w:instrText>
+        <w:instrText xml:space="preserve"> HYPERLINK \l _Toc10260 </w:instrText>
       </w:r>
       <w:r>
         <w:rPr>
@@ -1470,7 +1460,7 @@
         <w:fldChar w:fldCharType="begin"/>
       </w:r>
       <w:r>
-        <w:instrText xml:space="preserve"> PAGEREF _Toc19507 \h </w:instrText>
+        <w:instrText xml:space="preserve"> PAGEREF _Toc10260 \h </w:instrText>
       </w:r>
       <w:r>
         <w:fldChar w:fldCharType="separate"/>
@@ -1494,6 +1484,7 @@
         <w:pStyle w:val="15"/>
         <w:tabs>
           <w:tab w:val="right" w:leader="dot" w:pos="9356"/>
+          <w:tab w:val="clear" w:pos="9354"/>
         </w:tabs>
       </w:pPr>
       <w:r>
@@ -1507,7 +1498,7 @@
         <w:rPr>
           <w:rFonts w:ascii="Times New Roman" w:hAnsi="Times New Roman" w:eastAsia="宋体"/>
         </w:rPr>
-        <w:instrText xml:space="preserve"> HYPERLINK \l _Toc399 </w:instrText>
+        <w:instrText xml:space="preserve"> HYPERLINK \l _Toc6578 </w:instrText>
       </w:r>
       <w:r>
         <w:rPr>
@@ -1525,7 +1516,7 @@
         <w:fldChar w:fldCharType="begin"/>
       </w:r>
       <w:r>
-        <w:instrText xml:space="preserve"> PAGEREF _Toc399 \h </w:instrText>
+        <w:instrText xml:space="preserve"> PAGEREF _Toc6578 \h </w:instrText>
       </w:r>
       <w:r>
         <w:fldChar w:fldCharType="separate"/>
@@ -1549,6 +1540,7 @@
         <w:pStyle w:val="14"/>
         <w:tabs>
           <w:tab w:val="right" w:leader="dot" w:pos="9356"/>
+          <w:tab w:val="clear" w:pos="9354"/>
         </w:tabs>
       </w:pPr>
       <w:r>
@@ -1562,7 +1554,7 @@
         <w:rPr>
           <w:rFonts w:ascii="Times New Roman" w:hAnsi="Times New Roman" w:eastAsia="宋体"/>
         </w:rPr>
-        <w:instrText xml:space="preserve"> HYPERLINK \l _Toc24659 </w:instrText>
+        <w:instrText xml:space="preserve"> HYPERLINK \l _Toc12114 </w:instrText>
       </w:r>
       <w:r>
         <w:rPr>
@@ -1580,7 +1572,7 @@
         <w:fldChar w:fldCharType="begin"/>
       </w:r>
       <w:r>
-        <w:instrText xml:space="preserve"> PAGEREF _Toc24659 \h </w:instrText>
+        <w:instrText xml:space="preserve"> PAGEREF _Toc12114 \h </w:instrText>
       </w:r>
       <w:r>
         <w:fldChar w:fldCharType="separate"/>
@@ -1604,6 +1596,7 @@
         <w:pStyle w:val="15"/>
         <w:tabs>
           <w:tab w:val="right" w:leader="dot" w:pos="9356"/>
+          <w:tab w:val="clear" w:pos="9354"/>
         </w:tabs>
       </w:pPr>
       <w:r>
@@ -1617,7 +1610,7 @@
         <w:rPr>
           <w:rFonts w:ascii="Times New Roman" w:hAnsi="Times New Roman" w:eastAsia="宋体"/>
         </w:rPr>
-        <w:instrText xml:space="preserve"> HYPERLINK \l _Toc4080 </w:instrText>
+        <w:instrText xml:space="preserve"> HYPERLINK \l _Toc3193 </w:instrText>
       </w:r>
       <w:r>
         <w:rPr>
@@ -1635,7 +1628,7 @@
         <w:fldChar w:fldCharType="begin"/>
       </w:r>
       <w:r>
-        <w:instrText xml:space="preserve"> PAGEREF _Toc4080 \h </w:instrText>
+        <w:instrText xml:space="preserve"> PAGEREF _Toc3193 \h </w:instrText>
       </w:r>
       <w:r>
         <w:fldChar w:fldCharType="separate"/>
@@ -1659,6 +1652,7 @@
         <w:pStyle w:val="15"/>
         <w:tabs>
           <w:tab w:val="right" w:leader="dot" w:pos="9356"/>
+          <w:tab w:val="clear" w:pos="9354"/>
         </w:tabs>
       </w:pPr>
       <w:r>
@@ -1672,7 +1666,7 @@
         <w:rPr>
           <w:rFonts w:ascii="Times New Roman" w:hAnsi="Times New Roman" w:eastAsia="宋体"/>
         </w:rPr>
-        <w:instrText xml:space="preserve"> HYPERLINK \l _Toc1035 </w:instrText>
+        <w:instrText xml:space="preserve"> HYPERLINK \l _Toc17056 </w:instrText>
       </w:r>
       <w:r>
         <w:rPr>
@@ -1690,7 +1684,7 @@
         <w:fldChar w:fldCharType="begin"/>
       </w:r>
       <w:r>
-        <w:instrText xml:space="preserve"> PAGEREF _Toc1035 \h </w:instrText>
+        <w:instrText xml:space="preserve"> PAGEREF _Toc17056 \h </w:instrText>
       </w:r>
       <w:r>
         <w:fldChar w:fldCharType="separate"/>
@@ -1714,6 +1708,7 @@
         <w:pStyle w:val="14"/>
         <w:tabs>
           <w:tab w:val="right" w:leader="dot" w:pos="9356"/>
+          <w:tab w:val="clear" w:pos="9354"/>
         </w:tabs>
       </w:pPr>
       <w:r>
@@ -1727,7 +1722,7 @@
         <w:rPr>
           <w:rFonts w:ascii="Times New Roman" w:hAnsi="Times New Roman" w:eastAsia="宋体"/>
         </w:rPr>
-        <w:instrText xml:space="preserve"> HYPERLINK \l _Toc10965 </w:instrText>
+        <w:instrText xml:space="preserve"> HYPERLINK \l _Toc66 </w:instrText>
       </w:r>
       <w:r>
         <w:rPr>
@@ -1745,7 +1740,7 @@
         <w:fldChar w:fldCharType="begin"/>
       </w:r>
       <w:r>
-        <w:instrText xml:space="preserve"> PAGEREF _Toc10965 \h </w:instrText>
+        <w:instrText xml:space="preserve"> PAGEREF _Toc66 \h </w:instrText>
       </w:r>
       <w:r>
         <w:fldChar w:fldCharType="separate"/>
@@ -1769,6 +1764,7 @@
         <w:pStyle w:val="15"/>
         <w:tabs>
           <w:tab w:val="right" w:leader="dot" w:pos="9356"/>
+          <w:tab w:val="clear" w:pos="9354"/>
         </w:tabs>
       </w:pPr>
       <w:r>
@@ -1782,7 +1778,7 @@
         <w:rPr>
           <w:rFonts w:ascii="Times New Roman" w:hAnsi="Times New Roman" w:eastAsia="宋体"/>
         </w:rPr>
-        <w:instrText xml:space="preserve"> HYPERLINK \l _Toc18779 </w:instrText>
+        <w:instrText xml:space="preserve"> HYPERLINK \l _Toc3142 </w:instrText>
       </w:r>
       <w:r>
         <w:rPr>
@@ -1800,7 +1796,7 @@
         <w:fldChar w:fldCharType="begin"/>
       </w:r>
       <w:r>
-        <w:instrText xml:space="preserve"> PAGEREF _Toc18779 \h </w:instrText>
+        <w:instrText xml:space="preserve"> PAGEREF _Toc3142 \h </w:instrText>
       </w:r>
       <w:r>
         <w:fldChar w:fldCharType="separate"/>
@@ -1824,6 +1820,7 @@
         <w:pStyle w:val="15"/>
         <w:tabs>
           <w:tab w:val="right" w:leader="dot" w:pos="9356"/>
+          <w:tab w:val="clear" w:pos="9354"/>
         </w:tabs>
       </w:pPr>
       <w:r>
@@ -1837,7 +1834,7 @@
         <w:rPr>
           <w:rFonts w:ascii="Times New Roman" w:hAnsi="Times New Roman" w:eastAsia="宋体"/>
         </w:rPr>
-        <w:instrText xml:space="preserve"> HYPERLINK \l _Toc8331 </w:instrText>
+        <w:instrText xml:space="preserve"> HYPERLINK \l _Toc10736 </w:instrText>
       </w:r>
       <w:r>
         <w:rPr>
@@ -1855,7 +1852,7 @@
         <w:fldChar w:fldCharType="begin"/>
       </w:r>
       <w:r>
-        <w:instrText xml:space="preserve"> PAGEREF _Toc8331 \h </w:instrText>
+        <w:instrText xml:space="preserve"> PAGEREF _Toc10736 \h </w:instrText>
       </w:r>
       <w:r>
         <w:fldChar w:fldCharType="separate"/>
@@ -1879,6 +1876,7 @@
         <w:pStyle w:val="15"/>
         <w:tabs>
           <w:tab w:val="right" w:leader="dot" w:pos="9356"/>
+          <w:tab w:val="clear" w:pos="9354"/>
         </w:tabs>
       </w:pPr>
       <w:r>
@@ -1892,7 +1890,7 @@
         <w:rPr>
           <w:rFonts w:ascii="Times New Roman" w:hAnsi="Times New Roman" w:eastAsia="宋体"/>
         </w:rPr>
-        <w:instrText xml:space="preserve"> HYPERLINK \l _Toc97 </w:instrText>
+        <w:instrText xml:space="preserve"> HYPERLINK \l _Toc6789 </w:instrText>
       </w:r>
       <w:r>
         <w:rPr>
@@ -1910,7 +1908,7 @@
         <w:fldChar w:fldCharType="begin"/>
       </w:r>
       <w:r>
-        <w:instrText xml:space="preserve"> PAGEREF _Toc97 \h </w:instrText>
+        <w:instrText xml:space="preserve"> PAGEREF _Toc6789 \h </w:instrText>
       </w:r>
       <w:r>
         <w:fldChar w:fldCharType="separate"/>
@@ -1934,6 +1932,7 @@
         <w:pStyle w:val="14"/>
         <w:tabs>
           <w:tab w:val="right" w:leader="dot" w:pos="9356"/>
+          <w:tab w:val="clear" w:pos="9354"/>
         </w:tabs>
       </w:pPr>
       <w:r>
@@ -1947,7 +1946,7 @@
         <w:rPr>
           <w:rFonts w:ascii="Times New Roman" w:hAnsi="Times New Roman" w:eastAsia="宋体"/>
         </w:rPr>
-        <w:instrText xml:space="preserve"> HYPERLINK \l _Toc30624 </w:instrText>
+        <w:instrText xml:space="preserve"> HYPERLINK \l _Toc32762 </w:instrText>
       </w:r>
       <w:r>
         <w:rPr>
@@ -1965,7 +1964,7 @@
         <w:fldChar w:fldCharType="begin"/>
       </w:r>
       <w:r>
-        <w:instrText xml:space="preserve"> PAGEREF _Toc30624 \h </w:instrText>
+        <w:instrText xml:space="preserve"> PAGEREF _Toc32762 \h </w:instrText>
       </w:r>
       <w:r>
         <w:fldChar w:fldCharType="separate"/>
@@ -1989,6 +1988,7 @@
         <w:pStyle w:val="15"/>
         <w:tabs>
           <w:tab w:val="right" w:leader="dot" w:pos="9356"/>
+          <w:tab w:val="clear" w:pos="9354"/>
         </w:tabs>
       </w:pPr>
       <w:r>
@@ -2002,7 +2002,7 @@
         <w:rPr>
           <w:rFonts w:ascii="Times New Roman" w:hAnsi="Times New Roman" w:eastAsia="宋体"/>
         </w:rPr>
-        <w:instrText xml:space="preserve"> HYPERLINK \l _Toc14542 </w:instrText>
+        <w:instrText xml:space="preserve"> HYPERLINK \l _Toc11825 </w:instrText>
       </w:r>
       <w:r>
         <w:rPr>
@@ -2020,7 +2020,7 @@
         <w:fldChar w:fldCharType="begin"/>
       </w:r>
       <w:r>
-        <w:instrText xml:space="preserve"> PAGEREF _Toc14542 \h </w:instrText>
+        <w:instrText xml:space="preserve"> PAGEREF _Toc11825 \h </w:instrText>
       </w:r>
       <w:r>
         <w:fldChar w:fldCharType="separate"/>
@@ -2044,6 +2044,7 @@
         <w:pStyle w:val="15"/>
         <w:tabs>
           <w:tab w:val="right" w:leader="dot" w:pos="9356"/>
+          <w:tab w:val="clear" w:pos="9354"/>
         </w:tabs>
       </w:pPr>
       <w:r>
@@ -2057,7 +2058,7 @@
         <w:rPr>
           <w:rFonts w:ascii="Times New Roman" w:hAnsi="Times New Roman" w:eastAsia="宋体"/>
         </w:rPr>
-        <w:instrText xml:space="preserve"> HYPERLINK \l _Toc32495 </w:instrText>
+        <w:instrText xml:space="preserve"> HYPERLINK \l _Toc15162 </w:instrText>
       </w:r>
       <w:r>
         <w:rPr>
@@ -2075,7 +2076,7 @@
         <w:fldChar w:fldCharType="begin"/>
       </w:r>
       <w:r>
-        <w:instrText xml:space="preserve"> PAGEREF _Toc32495 \h </w:instrText>
+        <w:instrText xml:space="preserve"> PAGEREF _Toc15162 \h </w:instrText>
       </w:r>
       <w:r>
         <w:fldChar w:fldCharType="separate"/>
@@ -2099,6 +2100,7 @@
         <w:pStyle w:val="15"/>
         <w:tabs>
           <w:tab w:val="right" w:leader="dot" w:pos="9356"/>
+          <w:tab w:val="clear" w:pos="9354"/>
         </w:tabs>
       </w:pPr>
       <w:r>
@@ -2112,7 +2114,7 @@
         <w:rPr>
           <w:rFonts w:ascii="Times New Roman" w:hAnsi="Times New Roman" w:eastAsia="宋体"/>
         </w:rPr>
-        <w:instrText xml:space="preserve"> HYPERLINK \l _Toc21569 </w:instrText>
+        <w:instrText xml:space="preserve"> HYPERLINK \l _Toc29381 </w:instrText>
       </w:r>
       <w:r>
         <w:rPr>
@@ -2130,7 +2132,7 @@
         <w:fldChar w:fldCharType="begin"/>
       </w:r>
       <w:r>
-        <w:instrText xml:space="preserve"> PAGEREF _Toc21569 \h </w:instrText>
+        <w:instrText xml:space="preserve"> PAGEREF _Toc29381 \h </w:instrText>
       </w:r>
       <w:r>
         <w:fldChar w:fldCharType="separate"/>
@@ -2154,6 +2156,7 @@
         <w:pStyle w:val="15"/>
         <w:tabs>
           <w:tab w:val="right" w:leader="dot" w:pos="9356"/>
+          <w:tab w:val="clear" w:pos="9354"/>
         </w:tabs>
       </w:pPr>
       <w:r>
@@ -2167,7 +2170,7 @@
         <w:rPr>
           <w:rFonts w:ascii="Times New Roman" w:hAnsi="Times New Roman" w:eastAsia="宋体"/>
         </w:rPr>
-        <w:instrText xml:space="preserve"> HYPERLINK \l _Toc20255 </w:instrText>
+        <w:instrText xml:space="preserve"> HYPERLINK \l _Toc32542 </w:instrText>
       </w:r>
       <w:r>
         <w:rPr>
@@ -2185,7 +2188,7 @@
         <w:fldChar w:fldCharType="begin"/>
       </w:r>
       <w:r>
-        <w:instrText xml:space="preserve"> PAGEREF _Toc20255 \h </w:instrText>
+        <w:instrText xml:space="preserve"> PAGEREF _Toc32542 \h </w:instrText>
       </w:r>
       <w:r>
         <w:fldChar w:fldCharType="separate"/>
@@ -2209,6 +2212,7 @@
         <w:pStyle w:val="15"/>
         <w:tabs>
           <w:tab w:val="right" w:leader="dot" w:pos="9356"/>
+          <w:tab w:val="clear" w:pos="9354"/>
         </w:tabs>
       </w:pPr>
       <w:r>
@@ -2222,7 +2226,7 @@
         <w:rPr>
           <w:rFonts w:ascii="Times New Roman" w:hAnsi="Times New Roman" w:eastAsia="宋体"/>
         </w:rPr>
-        <w:instrText xml:space="preserve"> HYPERLINK \l _Toc22582 </w:instrText>
+        <w:instrText xml:space="preserve"> HYPERLINK \l _Toc5203 </w:instrText>
       </w:r>
       <w:r>
         <w:rPr>
@@ -2240,7 +2244,7 @@
         <w:fldChar w:fldCharType="begin"/>
       </w:r>
       <w:r>
-        <w:instrText xml:space="preserve"> PAGEREF _Toc22582 \h </w:instrText>
+        <w:instrText xml:space="preserve"> PAGEREF _Toc5203 \h </w:instrText>
       </w:r>
       <w:r>
         <w:fldChar w:fldCharType="separate"/>
@@ -2264,6 +2268,7 @@
         <w:pStyle w:val="15"/>
         <w:tabs>
           <w:tab w:val="right" w:leader="dot" w:pos="9356"/>
+          <w:tab w:val="clear" w:pos="9354"/>
         </w:tabs>
       </w:pPr>
       <w:r>
@@ -2277,7 +2282,7 @@
         <w:rPr>
           <w:rFonts w:ascii="Times New Roman" w:hAnsi="Times New Roman" w:eastAsia="宋体"/>
         </w:rPr>
-        <w:instrText xml:space="preserve"> HYPERLINK \l _Toc20812 </w:instrText>
+        <w:instrText xml:space="preserve"> HYPERLINK \l _Toc27750 </w:instrText>
       </w:r>
       <w:r>
         <w:rPr>
@@ -2295,7 +2300,7 @@
         <w:fldChar w:fldCharType="begin"/>
       </w:r>
       <w:r>
-        <w:instrText xml:space="preserve"> PAGEREF _Toc20812 \h </w:instrText>
+        <w:instrText xml:space="preserve"> PAGEREF _Toc27750 \h </w:instrText>
       </w:r>
       <w:r>
         <w:fldChar w:fldCharType="separate"/>
@@ -2319,6 +2324,7 @@
         <w:pStyle w:val="15"/>
         <w:tabs>
           <w:tab w:val="right" w:leader="dot" w:pos="9356"/>
+          <w:tab w:val="clear" w:pos="9354"/>
         </w:tabs>
       </w:pPr>
       <w:r>
@@ -2332,7 +2338,7 @@
         <w:rPr>
           <w:rFonts w:ascii="Times New Roman" w:hAnsi="Times New Roman" w:eastAsia="宋体"/>
         </w:rPr>
-        <w:instrText xml:space="preserve"> HYPERLINK \l _Toc25769 </w:instrText>
+        <w:instrText xml:space="preserve"> HYPERLINK \l _Toc2500 </w:instrText>
       </w:r>
       <w:r>
         <w:rPr>
@@ -2350,7 +2356,7 @@
         <w:fldChar w:fldCharType="begin"/>
       </w:r>
       <w:r>
-        <w:instrText xml:space="preserve"> PAGEREF _Toc25769 \h </w:instrText>
+        <w:instrText xml:space="preserve"> PAGEREF _Toc2500 \h </w:instrText>
       </w:r>
       <w:r>
         <w:fldChar w:fldCharType="separate"/>
@@ -2374,6 +2380,7 @@
         <w:pStyle w:val="14"/>
         <w:tabs>
           <w:tab w:val="right" w:leader="dot" w:pos="9356"/>
+          <w:tab w:val="clear" w:pos="9354"/>
         </w:tabs>
       </w:pPr>
       <w:r>
@@ -2387,7 +2394,7 @@
         <w:rPr>
           <w:rFonts w:ascii="Times New Roman" w:hAnsi="Times New Roman" w:eastAsia="宋体"/>
         </w:rPr>
-        <w:instrText xml:space="preserve"> HYPERLINK \l _Toc15270 </w:instrText>
+        <w:instrText xml:space="preserve"> HYPERLINK \l _Toc15065 </w:instrText>
       </w:r>
       <w:r>
         <w:rPr>
@@ -2405,7 +2412,7 @@
         <w:fldChar w:fldCharType="begin"/>
       </w:r>
       <w:r>
-        <w:instrText xml:space="preserve"> PAGEREF _Toc15270 \h </w:instrText>
+        <w:instrText xml:space="preserve"> PAGEREF _Toc15065 \h </w:instrText>
       </w:r>
       <w:r>
         <w:fldChar w:fldCharType="separate"/>
@@ -2429,6 +2436,7 @@
         <w:pStyle w:val="15"/>
         <w:tabs>
           <w:tab w:val="right" w:leader="dot" w:pos="9356"/>
+          <w:tab w:val="clear" w:pos="9354"/>
         </w:tabs>
       </w:pPr>
       <w:r>
@@ -2442,7 +2450,7 @@
         <w:rPr>
           <w:rFonts w:ascii="Times New Roman" w:hAnsi="Times New Roman" w:eastAsia="宋体"/>
         </w:rPr>
-        <w:instrText xml:space="preserve"> HYPERLINK \l _Toc7330 </w:instrText>
+        <w:instrText xml:space="preserve"> HYPERLINK \l _Toc24126 </w:instrText>
       </w:r>
       <w:r>
         <w:rPr>
@@ -2460,7 +2468,7 @@
         <w:fldChar w:fldCharType="begin"/>
       </w:r>
       <w:r>
-        <w:instrText xml:space="preserve"> PAGEREF _Toc7330 \h </w:instrText>
+        <w:instrText xml:space="preserve"> PAGEREF _Toc24126 \h </w:instrText>
       </w:r>
       <w:r>
         <w:fldChar w:fldCharType="separate"/>
@@ -2484,6 +2492,7 @@
         <w:pStyle w:val="15"/>
         <w:tabs>
           <w:tab w:val="right" w:leader="dot" w:pos="9356"/>
+          <w:tab w:val="clear" w:pos="9354"/>
         </w:tabs>
       </w:pPr>
       <w:r>
@@ -2497,7 +2506,7 @@
         <w:rPr>
           <w:rFonts w:ascii="Times New Roman" w:hAnsi="Times New Roman" w:eastAsia="宋体"/>
         </w:rPr>
-        <w:instrText xml:space="preserve"> HYPERLINK \l _Toc15431 </w:instrText>
+        <w:instrText xml:space="preserve"> HYPERLINK \l _Toc6547 </w:instrText>
       </w:r>
       <w:r>
         <w:rPr>
@@ -2515,7 +2524,7 @@
         <w:fldChar w:fldCharType="begin"/>
       </w:r>
       <w:r>
-        <w:instrText xml:space="preserve"> PAGEREF _Toc15431 \h </w:instrText>
+        <w:instrText xml:space="preserve"> PAGEREF _Toc6547 \h </w:instrText>
       </w:r>
       <w:r>
         <w:fldChar w:fldCharType="separate"/>
@@ -2539,6 +2548,7 @@
         <w:pStyle w:val="15"/>
         <w:tabs>
           <w:tab w:val="right" w:leader="dot" w:pos="9356"/>
+          <w:tab w:val="clear" w:pos="9354"/>
         </w:tabs>
       </w:pPr>
       <w:r>
@@ -2552,7 +2562,7 @@
         <w:rPr>
           <w:rFonts w:ascii="Times New Roman" w:hAnsi="Times New Roman" w:eastAsia="宋体"/>
         </w:rPr>
-        <w:instrText xml:space="preserve"> HYPERLINK \l _Toc30782 </w:instrText>
+        <w:instrText xml:space="preserve"> HYPERLINK \l _Toc23221 </w:instrText>
       </w:r>
       <w:r>
         <w:rPr>
@@ -2570,7 +2580,7 @@
         <w:fldChar w:fldCharType="begin"/>
       </w:r>
       <w:r>
-        <w:instrText xml:space="preserve"> PAGEREF _Toc30782 \h </w:instrText>
+        <w:instrText xml:space="preserve"> PAGEREF _Toc23221 \h </w:instrText>
       </w:r>
       <w:r>
         <w:fldChar w:fldCharType="separate"/>
@@ -2594,6 +2604,7 @@
         <w:pStyle w:val="15"/>
         <w:tabs>
           <w:tab w:val="right" w:leader="dot" w:pos="9356"/>
+          <w:tab w:val="clear" w:pos="9354"/>
         </w:tabs>
       </w:pPr>
       <w:r>
@@ -2607,7 +2618,7 @@
         <w:rPr>
           <w:rFonts w:ascii="Times New Roman" w:hAnsi="Times New Roman" w:eastAsia="宋体"/>
         </w:rPr>
-        <w:instrText xml:space="preserve"> HYPERLINK \l _Toc2968 </w:instrText>
+        <w:instrText xml:space="preserve"> HYPERLINK \l _Toc21214 </w:instrText>
       </w:r>
       <w:r>
         <w:rPr>
@@ -2625,7 +2636,7 @@
         <w:fldChar w:fldCharType="begin"/>
       </w:r>
       <w:r>
-        <w:instrText xml:space="preserve"> PAGEREF _Toc2968 \h </w:instrText>
+        <w:instrText xml:space="preserve"> PAGEREF _Toc21214 \h </w:instrText>
       </w:r>
       <w:r>
         <w:fldChar w:fldCharType="separate"/>
@@ -2649,6 +2660,7 @@
         <w:pStyle w:val="15"/>
         <w:tabs>
           <w:tab w:val="right" w:leader="dot" w:pos="9356"/>
+          <w:tab w:val="clear" w:pos="9354"/>
         </w:tabs>
       </w:pPr>
       <w:r>
@@ -2662,7 +2674,7 @@
         <w:rPr>
           <w:rFonts w:ascii="Times New Roman" w:hAnsi="Times New Roman" w:eastAsia="宋体"/>
         </w:rPr>
-        <w:instrText xml:space="preserve"> HYPERLINK \l _Toc29689 </w:instrText>
+        <w:instrText xml:space="preserve"> HYPERLINK \l _Toc14566 </w:instrText>
       </w:r>
       <w:r>
         <w:rPr>
@@ -2680,7 +2692,7 @@
         <w:fldChar w:fldCharType="begin"/>
       </w:r>
       <w:r>
-        <w:instrText xml:space="preserve"> PAGEREF _Toc29689 \h </w:instrText>
+        <w:instrText xml:space="preserve"> PAGEREF _Toc14566 \h </w:instrText>
       </w:r>
       <w:r>
         <w:fldChar w:fldCharType="separate"/>
@@ -2704,6 +2716,7 @@
         <w:pStyle w:val="15"/>
         <w:tabs>
           <w:tab w:val="right" w:leader="dot" w:pos="9356"/>
+          <w:tab w:val="clear" w:pos="9354"/>
         </w:tabs>
       </w:pPr>
       <w:r>
@@ -2717,7 +2730,7 @@
         <w:rPr>
           <w:rFonts w:ascii="Times New Roman" w:hAnsi="Times New Roman" w:eastAsia="宋体"/>
         </w:rPr>
-        <w:instrText xml:space="preserve"> HYPERLINK \l _Toc11002 </w:instrText>
+        <w:instrText xml:space="preserve"> HYPERLINK \l _Toc22451 </w:instrText>
       </w:r>
       <w:r>
         <w:rPr>
@@ -2735,7 +2748,7 @@
         <w:fldChar w:fldCharType="begin"/>
       </w:r>
       <w:r>
-        <w:instrText xml:space="preserve"> PAGEREF _Toc11002 \h </w:instrText>
+        <w:instrText xml:space="preserve"> PAGEREF _Toc22451 \h </w:instrText>
       </w:r>
       <w:r>
         <w:fldChar w:fldCharType="separate"/>
@@ -2759,6 +2772,7 @@
         <w:pStyle w:val="15"/>
         <w:tabs>
           <w:tab w:val="right" w:leader="dot" w:pos="9356"/>
+          <w:tab w:val="clear" w:pos="9354"/>
         </w:tabs>
       </w:pPr>
       <w:r>
@@ -2772,7 +2786,7 @@
         <w:rPr>
           <w:rFonts w:ascii="Times New Roman" w:hAnsi="Times New Roman" w:eastAsia="宋体"/>
         </w:rPr>
-        <w:instrText xml:space="preserve"> HYPERLINK \l _Toc28478 </w:instrText>
+        <w:instrText xml:space="preserve"> HYPERLINK \l _Toc4946 </w:instrText>
       </w:r>
       <w:r>
         <w:rPr>
@@ -2790,7 +2804,7 @@
         <w:fldChar w:fldCharType="begin"/>
       </w:r>
       <w:r>
-        <w:instrText xml:space="preserve"> PAGEREF _Toc28478 \h </w:instrText>
+        <w:instrText xml:space="preserve"> PAGEREF _Toc4946 \h </w:instrText>
       </w:r>
       <w:r>
         <w:fldChar w:fldCharType="separate"/>
@@ -2814,6 +2828,7 @@
         <w:pStyle w:val="14"/>
         <w:tabs>
           <w:tab w:val="right" w:leader="dot" w:pos="9356"/>
+          <w:tab w:val="clear" w:pos="9354"/>
         </w:tabs>
       </w:pPr>
       <w:r>
@@ -2827,7 +2842,7 @@
         <w:rPr>
           <w:rFonts w:ascii="Times New Roman" w:hAnsi="Times New Roman" w:eastAsia="宋体"/>
         </w:rPr>
-        <w:instrText xml:space="preserve"> HYPERLINK \l _Toc31114 </w:instrText>
+        <w:instrText xml:space="preserve"> HYPERLINK \l _Toc14416 </w:instrText>
       </w:r>
       <w:r>
         <w:rPr>
@@ -2845,7 +2860,7 @@
         <w:fldChar w:fldCharType="begin"/>
       </w:r>
       <w:r>
-        <w:instrText xml:space="preserve"> PAGEREF _Toc31114 \h </w:instrText>
+        <w:instrText xml:space="preserve"> PAGEREF _Toc14416 \h </w:instrText>
       </w:r>
       <w:r>
         <w:fldChar w:fldCharType="separate"/>
@@ -2869,6 +2884,7 @@
         <w:pStyle w:val="15"/>
         <w:tabs>
           <w:tab w:val="right" w:leader="dot" w:pos="9356"/>
+          <w:tab w:val="clear" w:pos="9354"/>
         </w:tabs>
       </w:pPr>
       <w:r>
@@ -2882,7 +2898,7 @@
         <w:rPr>
           <w:rFonts w:ascii="Times New Roman" w:hAnsi="Times New Roman" w:eastAsia="宋体"/>
         </w:rPr>
-        <w:instrText xml:space="preserve"> HYPERLINK \l _Toc23693 </w:instrText>
+        <w:instrText xml:space="preserve"> HYPERLINK \l _Toc8695 </w:instrText>
       </w:r>
       <w:r>
         <w:rPr>
@@ -2900,7 +2916,7 @@
         <w:fldChar w:fldCharType="begin"/>
       </w:r>
       <w:r>
-        <w:instrText xml:space="preserve"> PAGEREF _Toc23693 \h </w:instrText>
+        <w:instrText xml:space="preserve"> PAGEREF _Toc8695 \h </w:instrText>
       </w:r>
       <w:r>
         <w:fldChar w:fldCharType="separate"/>
@@ -2924,6 +2940,7 @@
         <w:pStyle w:val="15"/>
         <w:tabs>
           <w:tab w:val="right" w:leader="dot" w:pos="9356"/>
+          <w:tab w:val="clear" w:pos="9354"/>
         </w:tabs>
       </w:pPr>
       <w:r>
@@ -2937,7 +2954,7 @@
         <w:rPr>
           <w:rFonts w:ascii="Times New Roman" w:hAnsi="Times New Roman" w:eastAsia="宋体"/>
         </w:rPr>
-        <w:instrText xml:space="preserve"> HYPERLINK \l _Toc22588 </w:instrText>
+        <w:instrText xml:space="preserve"> HYPERLINK \l _Toc31375 </w:instrText>
       </w:r>
       <w:r>
         <w:rPr>
@@ -2955,7 +2972,7 @@
         <w:fldChar w:fldCharType="begin"/>
       </w:r>
       <w:r>
-        <w:instrText xml:space="preserve"> PAGEREF _Toc22588 \h </w:instrText>
+        <w:instrText xml:space="preserve"> PAGEREF _Toc31375 \h </w:instrText>
       </w:r>
       <w:r>
         <w:fldChar w:fldCharType="separate"/>
@@ -2979,6 +2996,7 @@
         <w:pStyle w:val="15"/>
         <w:tabs>
           <w:tab w:val="right" w:leader="dot" w:pos="9356"/>
+          <w:tab w:val="clear" w:pos="9354"/>
         </w:tabs>
       </w:pPr>
       <w:r>
@@ -2992,7 +3010,7 @@
         <w:rPr>
           <w:rFonts w:ascii="Times New Roman" w:hAnsi="Times New Roman" w:eastAsia="宋体"/>
         </w:rPr>
-        <w:instrText xml:space="preserve"> HYPERLINK \l _Toc14262 </w:instrText>
+        <w:instrText xml:space="preserve"> HYPERLINK \l _Toc4560 </w:instrText>
       </w:r>
       <w:r>
         <w:rPr>
@@ -3010,7 +3028,7 @@
         <w:fldChar w:fldCharType="begin"/>
       </w:r>
       <w:r>
-        <w:instrText xml:space="preserve"> PAGEREF _Toc14262 \h </w:instrText>
+        <w:instrText xml:space="preserve"> PAGEREF _Toc4560 \h </w:instrText>
       </w:r>
       <w:r>
         <w:fldChar w:fldCharType="separate"/>
@@ -3034,6 +3052,7 @@
         <w:pStyle w:val="15"/>
         <w:tabs>
           <w:tab w:val="right" w:leader="dot" w:pos="9356"/>
+          <w:tab w:val="clear" w:pos="9354"/>
         </w:tabs>
       </w:pPr>
       <w:r>
@@ -3047,7 +3066,7 @@
         <w:rPr>
           <w:rFonts w:ascii="Times New Roman" w:hAnsi="Times New Roman" w:eastAsia="宋体"/>
         </w:rPr>
-        <w:instrText xml:space="preserve"> HYPERLINK \l _Toc8101 </w:instrText>
+        <w:instrText xml:space="preserve"> HYPERLINK \l _Toc992 </w:instrText>
       </w:r>
       <w:r>
         <w:rPr>
@@ -3065,7 +3084,7 @@
         <w:fldChar w:fldCharType="begin"/>
       </w:r>
       <w:r>
-        <w:instrText xml:space="preserve"> PAGEREF _Toc8101 \h </w:instrText>
+        <w:instrText xml:space="preserve"> PAGEREF _Toc992 \h </w:instrText>
       </w:r>
       <w:r>
         <w:fldChar w:fldCharType="separate"/>
@@ -3089,6 +3108,7 @@
         <w:pStyle w:val="15"/>
         <w:tabs>
           <w:tab w:val="right" w:leader="dot" w:pos="9356"/>
+          <w:tab w:val="clear" w:pos="9354"/>
         </w:tabs>
       </w:pPr>
       <w:r>
@@ -3102,7 +3122,7 @@
         <w:rPr>
           <w:rFonts w:ascii="Times New Roman" w:hAnsi="Times New Roman" w:eastAsia="宋体"/>
         </w:rPr>
-        <w:instrText xml:space="preserve"> HYPERLINK \l _Toc6899 </w:instrText>
+        <w:instrText xml:space="preserve"> HYPERLINK \l _Toc30059 </w:instrText>
       </w:r>
       <w:r>
         <w:rPr>
@@ -3120,7 +3140,7 @@
         <w:fldChar w:fldCharType="begin"/>
       </w:r>
       <w:r>
-        <w:instrText xml:space="preserve"> PAGEREF _Toc6899 \h </w:instrText>
+        <w:instrText xml:space="preserve"> PAGEREF _Toc30059 \h </w:instrText>
       </w:r>
       <w:r>
         <w:fldChar w:fldCharType="separate"/>
@@ -3144,6 +3164,7 @@
         <w:pStyle w:val="15"/>
         <w:tabs>
           <w:tab w:val="right" w:leader="dot" w:pos="9356"/>
+          <w:tab w:val="clear" w:pos="9354"/>
         </w:tabs>
       </w:pPr>
       <w:r>
@@ -3157,7 +3178,7 @@
         <w:rPr>
           <w:rFonts w:ascii="Times New Roman" w:hAnsi="Times New Roman" w:eastAsia="宋体"/>
         </w:rPr>
-        <w:instrText xml:space="preserve"> HYPERLINK \l _Toc32035 </w:instrText>
+        <w:instrText xml:space="preserve"> HYPERLINK \l _Toc15372 </w:instrText>
       </w:r>
       <w:r>
         <w:rPr>
@@ -3175,7 +3196,7 @@
         <w:fldChar w:fldCharType="begin"/>
       </w:r>
       <w:r>
-        <w:instrText xml:space="preserve"> PAGEREF _Toc32035 \h </w:instrText>
+        <w:instrText xml:space="preserve"> PAGEREF _Toc15372 \h </w:instrText>
       </w:r>
       <w:r>
         <w:fldChar w:fldCharType="separate"/>
@@ -3199,6 +3220,7 @@
         <w:pStyle w:val="15"/>
         <w:tabs>
           <w:tab w:val="right" w:leader="dot" w:pos="9356"/>
+          <w:tab w:val="clear" w:pos="9354"/>
         </w:tabs>
       </w:pPr>
       <w:r>
@@ -3212,7 +3234,7 @@
         <w:rPr>
           <w:rFonts w:ascii="Times New Roman" w:hAnsi="Times New Roman" w:eastAsia="宋体"/>
         </w:rPr>
-        <w:instrText xml:space="preserve"> HYPERLINK \l _Toc20981 </w:instrText>
+        <w:instrText xml:space="preserve"> HYPERLINK \l _Toc32530 </w:instrText>
       </w:r>
       <w:r>
         <w:rPr>
@@ -3230,7 +3252,7 @@
         <w:fldChar w:fldCharType="begin"/>
       </w:r>
       <w:r>
-        <w:instrText xml:space="preserve"> PAGEREF _Toc20981 \h </w:instrText>
+        <w:instrText xml:space="preserve"> PAGEREF _Toc32530 \h </w:instrText>
       </w:r>
       <w:r>
         <w:fldChar w:fldCharType="separate"/>
@@ -3254,6 +3276,7 @@
         <w:pStyle w:val="14"/>
         <w:tabs>
           <w:tab w:val="right" w:leader="dot" w:pos="9356"/>
+          <w:tab w:val="clear" w:pos="9354"/>
         </w:tabs>
       </w:pPr>
       <w:r>
@@ -3267,7 +3290,7 @@
         <w:rPr>
           <w:rFonts w:ascii="Times New Roman" w:hAnsi="Times New Roman" w:eastAsia="宋体"/>
         </w:rPr>
-        <w:instrText xml:space="preserve"> HYPERLINK \l _Toc14924 </w:instrText>
+        <w:instrText xml:space="preserve"> HYPERLINK \l _Toc30517 </w:instrText>
       </w:r>
       <w:r>
         <w:rPr>
@@ -3285,7 +3308,7 @@
         <w:fldChar w:fldCharType="begin"/>
       </w:r>
       <w:r>
-        <w:instrText xml:space="preserve"> PAGEREF _Toc14924 \h </w:instrText>
+        <w:instrText xml:space="preserve"> PAGEREF _Toc30517 \h </w:instrText>
       </w:r>
       <w:r>
         <w:fldChar w:fldCharType="separate"/>
@@ -3309,6 +3332,7 @@
         <w:pStyle w:val="15"/>
         <w:tabs>
           <w:tab w:val="right" w:leader="dot" w:pos="9356"/>
+          <w:tab w:val="clear" w:pos="9354"/>
         </w:tabs>
       </w:pPr>
       <w:r>
@@ -3322,7 +3346,7 @@
         <w:rPr>
           <w:rFonts w:ascii="Times New Roman" w:hAnsi="Times New Roman" w:eastAsia="宋体"/>
         </w:rPr>
-        <w:instrText xml:space="preserve"> HYPERLINK \l _Toc531 </w:instrText>
+        <w:instrText xml:space="preserve"> HYPERLINK \l _Toc31067 </w:instrText>
       </w:r>
       <w:r>
         <w:rPr>
@@ -3340,7 +3364,7 @@
         <w:fldChar w:fldCharType="begin"/>
       </w:r>
       <w:r>
-        <w:instrText xml:space="preserve"> PAGEREF _Toc531 \h </w:instrText>
+        <w:instrText xml:space="preserve"> PAGEREF _Toc31067 \h </w:instrText>
       </w:r>
       <w:r>
         <w:fldChar w:fldCharType="separate"/>
@@ -3364,6 +3388,7 @@
         <w:pStyle w:val="15"/>
         <w:tabs>
           <w:tab w:val="right" w:leader="dot" w:pos="9356"/>
+          <w:tab w:val="clear" w:pos="9354"/>
         </w:tabs>
       </w:pPr>
       <w:r>
@@ -3377,7 +3402,7 @@
         <w:rPr>
           <w:rFonts w:ascii="Times New Roman" w:hAnsi="Times New Roman" w:eastAsia="宋体"/>
         </w:rPr>
-        <w:instrText xml:space="preserve"> HYPERLINK \l _Toc18632 </w:instrText>
+        <w:instrText xml:space="preserve"> HYPERLINK \l _Toc26796 </w:instrText>
       </w:r>
       <w:r>
         <w:rPr>
@@ -3395,7 +3420,7 @@
         <w:fldChar w:fldCharType="begin"/>
       </w:r>
       <w:r>
-        <w:instrText xml:space="preserve"> PAGEREF _Toc18632 \h </w:instrText>
+        <w:instrText xml:space="preserve"> PAGEREF _Toc26796 \h </w:instrText>
       </w:r>
       <w:r>
         <w:fldChar w:fldCharType="separate"/>
@@ -3419,6 +3444,7 @@
         <w:pStyle w:val="15"/>
         <w:tabs>
           <w:tab w:val="right" w:leader="dot" w:pos="9356"/>
+          <w:tab w:val="clear" w:pos="9354"/>
         </w:tabs>
       </w:pPr>
       <w:r>
@@ -3432,7 +3458,7 @@
         <w:rPr>
           <w:rFonts w:ascii="Times New Roman" w:hAnsi="Times New Roman" w:eastAsia="宋体"/>
         </w:rPr>
-        <w:instrText xml:space="preserve"> HYPERLINK \l _Toc31040 </w:instrText>
+        <w:instrText xml:space="preserve"> HYPERLINK \l _Toc22813 </w:instrText>
       </w:r>
       <w:r>
         <w:rPr>
@@ -3450,7 +3476,7 @@
         <w:fldChar w:fldCharType="begin"/>
       </w:r>
       <w:r>
-        <w:instrText xml:space="preserve"> PAGEREF _Toc31040 \h </w:instrText>
+        <w:instrText xml:space="preserve"> PAGEREF _Toc22813 \h </w:instrText>
       </w:r>
       <w:r>
         <w:fldChar w:fldCharType="separate"/>
@@ -3474,6 +3500,7 @@
         <w:pStyle w:val="15"/>
         <w:tabs>
           <w:tab w:val="right" w:leader="dot" w:pos="9356"/>
+          <w:tab w:val="clear" w:pos="9354"/>
         </w:tabs>
       </w:pPr>
       <w:r>
@@ -3487,7 +3514,7 @@
         <w:rPr>
           <w:rFonts w:ascii="Times New Roman" w:hAnsi="Times New Roman" w:eastAsia="宋体"/>
         </w:rPr>
-        <w:instrText xml:space="preserve"> HYPERLINK \l _Toc32255 </w:instrText>
+        <w:instrText xml:space="preserve"> HYPERLINK \l _Toc11664 </w:instrText>
       </w:r>
       <w:r>
         <w:rPr>
@@ -3505,7 +3532,7 @@
         <w:fldChar w:fldCharType="begin"/>
       </w:r>
       <w:r>
-        <w:instrText xml:space="preserve"> PAGEREF _Toc32255 \h </w:instrText>
+        <w:instrText xml:space="preserve"> PAGEREF _Toc11664 \h </w:instrText>
       </w:r>
       <w:r>
         <w:fldChar w:fldCharType="separate"/>
@@ -3529,6 +3556,7 @@
         <w:pStyle w:val="15"/>
         <w:tabs>
           <w:tab w:val="right" w:leader="dot" w:pos="9356"/>
+          <w:tab w:val="clear" w:pos="9354"/>
         </w:tabs>
       </w:pPr>
       <w:r>
@@ -3542,7 +3570,7 @@
         <w:rPr>
           <w:rFonts w:ascii="Times New Roman" w:hAnsi="Times New Roman" w:eastAsia="宋体"/>
         </w:rPr>
-        <w:instrText xml:space="preserve"> HYPERLINK \l _Toc379 </w:instrText>
+        <w:instrText xml:space="preserve"> HYPERLINK \l _Toc23573 </w:instrText>
       </w:r>
       <w:r>
         <w:rPr>
@@ -3560,7 +3588,7 @@
         <w:fldChar w:fldCharType="begin"/>
       </w:r>
       <w:r>
-        <w:instrText xml:space="preserve"> PAGEREF _Toc379 \h </w:instrText>
+        <w:instrText xml:space="preserve"> PAGEREF _Toc23573 \h </w:instrText>
       </w:r>
       <w:r>
         <w:fldChar w:fldCharType="separate"/>
@@ -3584,6 +3612,7 @@
         <w:pStyle w:val="15"/>
         <w:tabs>
           <w:tab w:val="right" w:leader="dot" w:pos="9356"/>
+          <w:tab w:val="clear" w:pos="9354"/>
         </w:tabs>
       </w:pPr>
       <w:r>
@@ -3597,7 +3626,7 @@
         <w:rPr>
           <w:rFonts w:ascii="Times New Roman" w:hAnsi="Times New Roman" w:eastAsia="宋体"/>
         </w:rPr>
-        <w:instrText xml:space="preserve"> HYPERLINK \l _Toc1354 </w:instrText>
+        <w:instrText xml:space="preserve"> HYPERLINK \l _Toc13655 </w:instrText>
       </w:r>
       <w:r>
         <w:rPr>
@@ -3615,7 +3644,7 @@
         <w:fldChar w:fldCharType="begin"/>
       </w:r>
       <w:r>
-        <w:instrText xml:space="preserve"> PAGEREF _Toc1354 \h </w:instrText>
+        <w:instrText xml:space="preserve"> PAGEREF _Toc13655 \h </w:instrText>
       </w:r>
       <w:r>
         <w:fldChar w:fldCharType="separate"/>
@@ -3639,6 +3668,7 @@
         <w:pStyle w:val="15"/>
         <w:tabs>
           <w:tab w:val="right" w:leader="dot" w:pos="9356"/>
+          <w:tab w:val="clear" w:pos="9354"/>
         </w:tabs>
       </w:pPr>
       <w:r>
@@ -3652,7 +3682,7 @@
         <w:rPr>
           <w:rFonts w:ascii="Times New Roman" w:hAnsi="Times New Roman" w:eastAsia="宋体"/>
         </w:rPr>
-        <w:instrText xml:space="preserve"> HYPERLINK \l _Toc17607 </w:instrText>
+        <w:instrText xml:space="preserve"> HYPERLINK \l _Toc460 </w:instrText>
       </w:r>
       <w:r>
         <w:rPr>
@@ -3670,7 +3700,7 @@
         <w:fldChar w:fldCharType="begin"/>
       </w:r>
       <w:r>
-        <w:instrText xml:space="preserve"> PAGEREF _Toc17607 \h </w:instrText>
+        <w:instrText xml:space="preserve"> PAGEREF _Toc460 \h </w:instrText>
       </w:r>
       <w:r>
         <w:fldChar w:fldCharType="separate"/>
@@ -3694,6 +3724,7 @@
         <w:pStyle w:val="14"/>
         <w:tabs>
           <w:tab w:val="right" w:leader="dot" w:pos="9356"/>
+          <w:tab w:val="clear" w:pos="9354"/>
         </w:tabs>
       </w:pPr>
       <w:r>
@@ -3707,7 +3738,7 @@
         <w:rPr>
           <w:rFonts w:ascii="Times New Roman" w:hAnsi="Times New Roman" w:eastAsia="宋体"/>
         </w:rPr>
-        <w:instrText xml:space="preserve"> HYPERLINK \l _Toc1152 </w:instrText>
+        <w:instrText xml:space="preserve"> HYPERLINK \l _Toc16304 </w:instrText>
       </w:r>
       <w:r>
         <w:rPr>
@@ -3725,7 +3756,7 @@
         <w:fldChar w:fldCharType="begin"/>
       </w:r>
       <w:r>
-        <w:instrText xml:space="preserve"> PAGEREF _Toc1152 \h </w:instrText>
+        <w:instrText xml:space="preserve"> PAGEREF _Toc16304 \h </w:instrText>
       </w:r>
       <w:r>
         <w:fldChar w:fldCharType="separate"/>
@@ -3749,6 +3780,7 @@
         <w:pStyle w:val="15"/>
         <w:tabs>
           <w:tab w:val="right" w:leader="dot" w:pos="9356"/>
+          <w:tab w:val="clear" w:pos="9354"/>
         </w:tabs>
       </w:pPr>
       <w:r>
@@ -3762,7 +3794,7 @@
         <w:rPr>
           <w:rFonts w:ascii="Times New Roman" w:hAnsi="Times New Roman" w:eastAsia="宋体"/>
         </w:rPr>
-        <w:instrText xml:space="preserve"> HYPERLINK \l _Toc28153 </w:instrText>
+        <w:instrText xml:space="preserve"> HYPERLINK \l _Toc22640 </w:instrText>
       </w:r>
       <w:r>
         <w:rPr>
@@ -3780,7 +3812,7 @@
         <w:fldChar w:fldCharType="begin"/>
       </w:r>
       <w:r>
-        <w:instrText xml:space="preserve"> PAGEREF _Toc28153 \h </w:instrText>
+        <w:instrText xml:space="preserve"> PAGEREF _Toc22640 \h </w:instrText>
       </w:r>
       <w:r>
         <w:fldChar w:fldCharType="separate"/>
@@ -3804,6 +3836,7 @@
         <w:pStyle w:val="15"/>
         <w:tabs>
           <w:tab w:val="right" w:leader="dot" w:pos="9356"/>
+          <w:tab w:val="clear" w:pos="9354"/>
         </w:tabs>
       </w:pPr>
       <w:r>
@@ -3817,7 +3850,7 @@
         <w:rPr>
           <w:rFonts w:ascii="Times New Roman" w:hAnsi="Times New Roman" w:eastAsia="宋体"/>
         </w:rPr>
-        <w:instrText xml:space="preserve"> HYPERLINK \l _Toc3606 </w:instrText>
+        <w:instrText xml:space="preserve"> HYPERLINK \l _Toc8796 </w:instrText>
       </w:r>
       <w:r>
         <w:rPr>
@@ -3835,7 +3868,7 @@
         <w:fldChar w:fldCharType="begin"/>
       </w:r>
       <w:r>
-        <w:instrText xml:space="preserve"> PAGEREF _Toc3606 \h </w:instrText>
+        <w:instrText xml:space="preserve"> PAGEREF _Toc8796 \h </w:instrText>
       </w:r>
       <w:r>
         <w:fldChar w:fldCharType="separate"/>
@@ -3859,6 +3892,7 @@
         <w:pStyle w:val="15"/>
         <w:tabs>
           <w:tab w:val="right" w:leader="dot" w:pos="9356"/>
+          <w:tab w:val="clear" w:pos="9354"/>
         </w:tabs>
       </w:pPr>
       <w:r>
@@ -3872,7 +3906,7 @@
         <w:rPr>
           <w:rFonts w:ascii="Times New Roman" w:hAnsi="Times New Roman" w:eastAsia="宋体"/>
         </w:rPr>
-        <w:instrText xml:space="preserve"> HYPERLINK \l _Toc21720 </w:instrText>
+        <w:instrText xml:space="preserve"> HYPERLINK \l _Toc9668 </w:instrText>
       </w:r>
       <w:r>
         <w:rPr>
@@ -3890,7 +3924,7 @@
         <w:fldChar w:fldCharType="begin"/>
       </w:r>
       <w:r>
-        <w:instrText xml:space="preserve"> PAGEREF _Toc21720 \h </w:instrText>
+        <w:instrText xml:space="preserve"> PAGEREF _Toc9668 \h </w:instrText>
       </w:r>
       <w:r>
         <w:fldChar w:fldCharType="separate"/>
@@ -3914,6 +3948,7 @@
         <w:pStyle w:val="14"/>
         <w:tabs>
           <w:tab w:val="right" w:leader="dot" w:pos="9356"/>
+          <w:tab w:val="clear" w:pos="9354"/>
         </w:tabs>
       </w:pPr>
       <w:r>
@@ -3927,7 +3962,7 @@
         <w:rPr>
           <w:rFonts w:ascii="Times New Roman" w:hAnsi="Times New Roman" w:eastAsia="宋体"/>
         </w:rPr>
-        <w:instrText xml:space="preserve"> HYPERLINK \l _Toc5428 </w:instrText>
+        <w:instrText xml:space="preserve"> HYPERLINK \l _Toc24307 </w:instrText>
       </w:r>
       <w:r>
         <w:rPr>
@@ -3945,7 +3980,7 @@
         <w:fldChar w:fldCharType="begin"/>
       </w:r>
       <w:r>
-        <w:instrText xml:space="preserve"> PAGEREF _Toc5428 \h </w:instrText>
+        <w:instrText xml:space="preserve"> PAGEREF _Toc24307 \h </w:instrText>
       </w:r>
       <w:r>
         <w:fldChar w:fldCharType="separate"/>
@@ -3969,6 +4004,7 @@
         <w:pStyle w:val="14"/>
         <w:tabs>
           <w:tab w:val="right" w:leader="dot" w:pos="9356"/>
+          <w:tab w:val="clear" w:pos="9354"/>
         </w:tabs>
       </w:pPr>
       <w:r>
@@ -3982,7 +4018,7 @@
         <w:rPr>
           <w:rFonts w:ascii="Times New Roman" w:hAnsi="Times New Roman" w:eastAsia="宋体"/>
         </w:rPr>
-        <w:instrText xml:space="preserve"> HYPERLINK \l _Toc14440 </w:instrText>
+        <w:instrText xml:space="preserve"> HYPERLINK \l _Toc29788 </w:instrText>
       </w:r>
       <w:r>
         <w:rPr>
@@ -4000,7 +4036,7 @@
         <w:fldChar w:fldCharType="begin"/>
       </w:r>
       <w:r>
-        <w:instrText xml:space="preserve"> PAGEREF _Toc14440 \h </w:instrText>
+        <w:instrText xml:space="preserve"> PAGEREF _Toc29788 \h </w:instrText>
       </w:r>
       <w:r>
         <w:fldChar w:fldCharType="separate"/>
@@ -4024,6 +4060,7 @@
         <w:pStyle w:val="15"/>
         <w:tabs>
           <w:tab w:val="right" w:leader="dot" w:pos="9356"/>
+          <w:tab w:val="clear" w:pos="9354"/>
         </w:tabs>
       </w:pPr>
       <w:r>
@@ -4037,7 +4074,7 @@
         <w:rPr>
           <w:rFonts w:ascii="Times New Roman" w:hAnsi="Times New Roman" w:eastAsia="宋体"/>
         </w:rPr>
-        <w:instrText xml:space="preserve"> HYPERLINK \l _Toc31589 </w:instrText>
+        <w:instrText xml:space="preserve"> HYPERLINK \l _Toc4019 </w:instrText>
       </w:r>
       <w:r>
         <w:rPr>
@@ -4055,7 +4092,7 @@
         <w:fldChar w:fldCharType="begin"/>
       </w:r>
       <w:r>
-        <w:instrText xml:space="preserve"> PAGEREF _Toc31589 \h </w:instrText>
+        <w:instrText xml:space="preserve"> PAGEREF _Toc4019 \h </w:instrText>
       </w:r>
       <w:r>
         <w:fldChar w:fldCharType="separate"/>
@@ -4079,6 +4116,7 @@
         <w:pStyle w:val="15"/>
         <w:tabs>
           <w:tab w:val="right" w:leader="dot" w:pos="9356"/>
+          <w:tab w:val="clear" w:pos="9354"/>
         </w:tabs>
       </w:pPr>
       <w:r>
@@ -4092,7 +4130,7 @@
         <w:rPr>
           <w:rFonts w:ascii="Times New Roman" w:hAnsi="Times New Roman" w:eastAsia="宋体"/>
         </w:rPr>
-        <w:instrText xml:space="preserve"> HYPERLINK \l _Toc19659 </w:instrText>
+        <w:instrText xml:space="preserve"> HYPERLINK \l _Toc4011 </w:instrText>
       </w:r>
       <w:r>
         <w:rPr>
@@ -4110,7 +4148,7 @@
         <w:fldChar w:fldCharType="begin"/>
       </w:r>
       <w:r>
-        <w:instrText xml:space="preserve"> PAGEREF _Toc19659 \h </w:instrText>
+        <w:instrText xml:space="preserve"> PAGEREF _Toc4011 \h </w:instrText>
       </w:r>
       <w:r>
         <w:fldChar w:fldCharType="separate"/>
@@ -4134,6 +4172,7 @@
         <w:pStyle w:val="15"/>
         <w:tabs>
           <w:tab w:val="right" w:leader="dot" w:pos="9356"/>
+          <w:tab w:val="clear" w:pos="9354"/>
         </w:tabs>
       </w:pPr>
       <w:r>
@@ -4147,7 +4186,7 @@
         <w:rPr>
           <w:rFonts w:ascii="Times New Roman" w:hAnsi="Times New Roman" w:eastAsia="宋体"/>
         </w:rPr>
-        <w:instrText xml:space="preserve"> HYPERLINK \l _Toc1738 </w:instrText>
+        <w:instrText xml:space="preserve"> HYPERLINK \l _Toc11199 </w:instrText>
       </w:r>
       <w:r>
         <w:rPr>
@@ -4165,7 +4204,7 @@
         <w:fldChar w:fldCharType="begin"/>
       </w:r>
       <w:r>
-        <w:instrText xml:space="preserve"> PAGEREF _Toc1738 \h </w:instrText>
+        <w:instrText xml:space="preserve"> PAGEREF _Toc11199 \h </w:instrText>
       </w:r>
       <w:r>
         <w:fldChar w:fldCharType="separate"/>
@@ -4201,7 +4240,7 @@
         <w:pStyle w:val="2"/>
         <w:pageBreakBefore/>
       </w:pPr>
-      <w:bookmarkStart w:id="2" w:name="_Toc28731"/>
+      <w:bookmarkStart w:id="2" w:name="_Toc17723"/>
       <w:r>
         <w:t>一.问题重述</w:t>
       </w:r>
@@ -4211,7 +4250,7 @@
       <w:pPr>
         <w:pStyle w:val="3"/>
       </w:pPr>
-      <w:bookmarkStart w:id="3" w:name="_Toc23628"/>
+      <w:bookmarkStart w:id="3" w:name="_Toc25096"/>
       <w:r>
         <w:t>1.1 问题背景</w:t>
       </w:r>
@@ -4229,7 +4268,7 @@
       <w:pPr>
         <w:pStyle w:val="3"/>
       </w:pPr>
-      <w:bookmarkStart w:id="4" w:name="_Toc6696"/>
+      <w:bookmarkStart w:id="4" w:name="_Toc20613"/>
       <w:r>
         <w:t>1.2 问题提出</w:t>
       </w:r>
@@ -4247,7 +4286,7 @@
       <w:pPr>
         <w:pStyle w:val="2"/>
       </w:pPr>
-      <w:bookmarkStart w:id="5" w:name="_Toc26779"/>
+      <w:bookmarkStart w:id="5" w:name="_Toc28049"/>
       <w:r>
         <w:t>二.问题分析与技术路线</w:t>
       </w:r>
@@ -4257,7 +4296,7 @@
       <w:pPr>
         <w:pStyle w:val="3"/>
       </w:pPr>
-      <w:bookmarkStart w:id="6" w:name="_Toc31389"/>
+      <w:bookmarkStart w:id="6" w:name="_Toc30545"/>
       <w:r>
         <w:t>2.1 总体思路</w:t>
       </w:r>
@@ -4275,7 +4314,7 @@
       <w:pPr>
         <w:pStyle w:val="3"/>
       </w:pPr>
-      <w:bookmarkStart w:id="7" w:name="_Toc19507"/>
+      <w:bookmarkStart w:id="7" w:name="_Toc10260"/>
       <w:r>
         <w:t>2.2 各问难点与建模思路</w:t>
       </w:r>
@@ -4293,7 +4332,7 @@
       <w:pPr>
         <w:pStyle w:val="3"/>
       </w:pPr>
-      <w:bookmarkStart w:id="8" w:name="_Toc399"/>
+      <w:bookmarkStart w:id="8" w:name="_Toc6578"/>
       <w:r>
         <w:t>2.3 技术路线图</w:t>
       </w:r>
@@ -4311,7 +4350,7 @@
       <w:pPr>
         <w:pStyle w:val="2"/>
       </w:pPr>
-      <w:bookmarkStart w:id="9" w:name="_Toc24659"/>
+      <w:bookmarkStart w:id="9" w:name="_Toc12114"/>
       <w:r>
         <w:t>三.模型假设与符号说明</w:t>
       </w:r>
@@ -4321,7 +4360,7 @@
       <w:pPr>
         <w:pStyle w:val="3"/>
       </w:pPr>
-      <w:bookmarkStart w:id="10" w:name="_Toc4080"/>
+      <w:bookmarkStart w:id="10" w:name="_Toc3193"/>
       <w:r>
         <w:t>3.1 模型假设</w:t>
       </w:r>
@@ -4339,7 +4378,7 @@
       <w:pPr>
         <w:pStyle w:val="3"/>
       </w:pPr>
-      <w:bookmarkStart w:id="11" w:name="_Toc1035"/>
+      <w:bookmarkStart w:id="11" w:name="_Toc17056"/>
       <w:r>
         <w:t>3.2 符号说明</w:t>
       </w:r>
@@ -4381,12 +4420,6 @@
             <w:insideH w:val="none" w:color="auto" w:sz="0" w:space="0"/>
             <w:insideV w:val="none" w:color="auto" w:sz="0" w:space="0"/>
           </w:tblBorders>
-          <w:tblCellMar>
-            <w:top w:w="0" w:type="dxa"/>
-            <w:left w:w="108" w:type="dxa"/>
-            <w:bottom w:w="0" w:type="dxa"/>
-            <w:right w:w="108" w:type="dxa"/>
-          </w:tblCellMar>
         </w:tblPrEx>
         <w:tc>
           <w:tcPr>
@@ -4573,7 +4606,7 @@
       <w:pPr>
         <w:pStyle w:val="2"/>
       </w:pPr>
-      <w:bookmarkStart w:id="12" w:name="_Toc10965"/>
+      <w:bookmarkStart w:id="12" w:name="_Toc66"/>
       <w:r>
         <w:t>四.数据来源与预处理</w:t>
       </w:r>
@@ -4583,7 +4616,7 @@
       <w:pPr>
         <w:pStyle w:val="3"/>
       </w:pPr>
-      <w:bookmarkStart w:id="13" w:name="_Toc18779"/>
+      <w:bookmarkStart w:id="13" w:name="_Toc3142"/>
       <w:r>
         <w:t>4.1 数据来源与字段说明</w:t>
       </w:r>
@@ -4601,7 +4634,7 @@
       <w:pPr>
         <w:pStyle w:val="3"/>
       </w:pPr>
-      <w:bookmarkStart w:id="14" w:name="_Toc8331"/>
+      <w:bookmarkStart w:id="14" w:name="_Toc10736"/>
       <w:r>
         <w:t>4.2 数据初检</w:t>
       </w:r>
@@ -4619,7 +4652,7 @@
       <w:pPr>
         <w:pStyle w:val="3"/>
       </w:pPr>
-      <w:bookmarkStart w:id="15" w:name="_Toc97"/>
+      <w:bookmarkStart w:id="15" w:name="_Toc6789"/>
       <w:r>
         <w:t>4.3 数据预处理</w:t>
       </w:r>
@@ -4637,7 +4670,7 @@
       <w:pPr>
         <w:pStyle w:val="2"/>
       </w:pPr>
-      <w:bookmarkStart w:id="16" w:name="_Toc30624"/>
+      <w:bookmarkStart w:id="16" w:name="_Toc32762"/>
       <w:r>
         <w:t>五.问题一模型建立与求解</w:t>
       </w:r>
@@ -4655,7 +4688,7 @@
       <w:pPr>
         <w:pStyle w:val="3"/>
       </w:pPr>
-      <w:bookmarkStart w:id="17" w:name="_Toc14542"/>
+      <w:bookmarkStart w:id="17" w:name="_Toc11825"/>
       <w:r>
         <w:t>5.1 问题分析</w:t>
       </w:r>
@@ -4673,7 +4706,7 @@
       <w:pPr>
         <w:pStyle w:val="3"/>
       </w:pPr>
-      <w:bookmarkStart w:id="18" w:name="_Toc32495"/>
+      <w:bookmarkStart w:id="18" w:name="_Toc15162"/>
       <w:r>
         <w:t>5.2 数据与特征</w:t>
       </w:r>
@@ -4691,7 +4724,7 @@
       <w:pPr>
         <w:pStyle w:val="3"/>
       </w:pPr>
-      <w:bookmarkStart w:id="19" w:name="_Toc21569"/>
+      <w:bookmarkStart w:id="19" w:name="_Toc29381"/>
       <w:r>
         <w:t>5.3 模型建立</w:t>
       </w:r>
@@ -4709,7 +4742,7 @@
       <w:pPr>
         <w:pStyle w:val="3"/>
       </w:pPr>
-      <w:bookmarkStart w:id="20" w:name="_Toc20255"/>
+      <w:bookmarkStart w:id="20" w:name="_Toc32542"/>
       <w:r>
         <w:t>5.4 参数估计与求解算法</w:t>
       </w:r>
@@ -4727,7 +4760,7 @@
       <w:pPr>
         <w:pStyle w:val="3"/>
       </w:pPr>
-      <w:bookmarkStart w:id="21" w:name="_Toc22582"/>
+      <w:bookmarkStart w:id="21" w:name="_Toc5203"/>
       <w:r>
         <w:t>5.5 结果与分析</w:t>
       </w:r>
@@ -4761,7 +4794,7 @@
       <w:pPr>
         <w:pStyle w:val="3"/>
       </w:pPr>
-      <w:bookmarkStart w:id="22" w:name="_Toc20812"/>
+      <w:bookmarkStart w:id="22" w:name="_Toc27750"/>
       <w:r>
         <w:t>5.6 验证与敏感性分析</w:t>
       </w:r>
@@ -4779,7 +4812,7 @@
       <w:pPr>
         <w:pStyle w:val="3"/>
       </w:pPr>
-      <w:bookmarkStart w:id="23" w:name="_Toc25769"/>
+      <w:bookmarkStart w:id="23" w:name="_Toc2500"/>
       <w:r>
         <w:t>5.7 小结</w:t>
       </w:r>
@@ -4797,7 +4830,7 @@
       <w:pPr>
         <w:pStyle w:val="2"/>
       </w:pPr>
-      <w:bookmarkStart w:id="24" w:name="_Toc15270"/>
+      <w:bookmarkStart w:id="24" w:name="_Toc15065"/>
       <w:r>
         <w:t>六.问题二模型建立与求解</w:t>
       </w:r>
@@ -4815,7 +4848,7 @@
       <w:pPr>
         <w:pStyle w:val="3"/>
       </w:pPr>
-      <w:bookmarkStart w:id="25" w:name="_Toc7330"/>
+      <w:bookmarkStart w:id="25" w:name="_Toc24126"/>
       <w:r>
         <w:t>6.1 问题分析</w:t>
       </w:r>
@@ -4833,7 +4866,7 @@
       <w:pPr>
         <w:pStyle w:val="3"/>
       </w:pPr>
-      <w:bookmarkStart w:id="26" w:name="_Toc15431"/>
+      <w:bookmarkStart w:id="26" w:name="_Toc6547"/>
       <w:r>
         <w:t>6.2 数据与特征</w:t>
       </w:r>
@@ -4851,7 +4884,7 @@
       <w:pPr>
         <w:pStyle w:val="3"/>
       </w:pPr>
-      <w:bookmarkStart w:id="27" w:name="_Toc30782"/>
+      <w:bookmarkStart w:id="27" w:name="_Toc23221"/>
       <w:r>
         <w:t>6.3 模型建立</w:t>
       </w:r>
@@ -4869,7 +4902,7 @@
       <w:pPr>
         <w:pStyle w:val="3"/>
       </w:pPr>
-      <w:bookmarkStart w:id="28" w:name="_Toc2968"/>
+      <w:bookmarkStart w:id="28" w:name="_Toc21214"/>
       <w:r>
         <w:t>6.4 参数估计与求解算法</w:t>
       </w:r>
@@ -4887,7 +4920,7 @@
       <w:pPr>
         <w:pStyle w:val="3"/>
       </w:pPr>
-      <w:bookmarkStart w:id="29" w:name="_Toc29689"/>
+      <w:bookmarkStart w:id="29" w:name="_Toc14566"/>
       <w:r>
         <w:t>6.5 结果与分析</w:t>
       </w:r>
@@ -4921,7 +4954,7 @@
       <w:pPr>
         <w:pStyle w:val="3"/>
       </w:pPr>
-      <w:bookmarkStart w:id="30" w:name="_Toc11002"/>
+      <w:bookmarkStart w:id="30" w:name="_Toc22451"/>
       <w:r>
         <w:t>6.6 验证与敏感性分析</w:t>
       </w:r>
@@ -4939,7 +4972,7 @@
       <w:pPr>
         <w:pStyle w:val="3"/>
       </w:pPr>
-      <w:bookmarkStart w:id="31" w:name="_Toc28478"/>
+      <w:bookmarkStart w:id="31" w:name="_Toc4946"/>
       <w:r>
         <w:t>6.7 小结</w:t>
       </w:r>
@@ -4957,7 +4990,7 @@
       <w:pPr>
         <w:pStyle w:val="2"/>
       </w:pPr>
-      <w:bookmarkStart w:id="32" w:name="_Toc31114"/>
+      <w:bookmarkStart w:id="32" w:name="_Toc14416"/>
       <w:r>
         <w:t>七.问题三模型建立与求解</w:t>
       </w:r>
@@ -4975,7 +5008,7 @@
       <w:pPr>
         <w:pStyle w:val="3"/>
       </w:pPr>
-      <w:bookmarkStart w:id="33" w:name="_Toc23693"/>
+      <w:bookmarkStart w:id="33" w:name="_Toc8695"/>
       <w:r>
         <w:t>7.1 问题分析</w:t>
       </w:r>
@@ -4993,7 +5026,7 @@
       <w:pPr>
         <w:pStyle w:val="3"/>
       </w:pPr>
-      <w:bookmarkStart w:id="34" w:name="_Toc22588"/>
+      <w:bookmarkStart w:id="34" w:name="_Toc31375"/>
       <w:r>
         <w:t>7.2 数据与特征</w:t>
       </w:r>
@@ -5011,7 +5044,7 @@
       <w:pPr>
         <w:pStyle w:val="3"/>
       </w:pPr>
-      <w:bookmarkStart w:id="35" w:name="_Toc14262"/>
+      <w:bookmarkStart w:id="35" w:name="_Toc4560"/>
       <w:r>
         <w:t>7.3 模型建立</w:t>
       </w:r>
@@ -5029,7 +5062,7 @@
       <w:pPr>
         <w:pStyle w:val="3"/>
       </w:pPr>
-      <w:bookmarkStart w:id="36" w:name="_Toc8101"/>
+      <w:bookmarkStart w:id="36" w:name="_Toc992"/>
       <w:r>
         <w:t>7.4 参数估计与求解算法</w:t>
       </w:r>
@@ -5047,7 +5080,7 @@
       <w:pPr>
         <w:pStyle w:val="3"/>
       </w:pPr>
-      <w:bookmarkStart w:id="37" w:name="_Toc6899"/>
+      <w:bookmarkStart w:id="37" w:name="_Toc30059"/>
       <w:r>
         <w:t>7.5 结果与分析</w:t>
       </w:r>
@@ -5081,7 +5114,7 @@
       <w:pPr>
         <w:pStyle w:val="3"/>
       </w:pPr>
-      <w:bookmarkStart w:id="38" w:name="_Toc32035"/>
+      <w:bookmarkStart w:id="38" w:name="_Toc15372"/>
       <w:r>
         <w:t>7.6 验证与敏感性分析</w:t>
       </w:r>
@@ -5099,7 +5132,7 @@
       <w:pPr>
         <w:pStyle w:val="3"/>
       </w:pPr>
-      <w:bookmarkStart w:id="39" w:name="_Toc20981"/>
+      <w:bookmarkStart w:id="39" w:name="_Toc32530"/>
       <w:r>
         <w:t>7.7 小结</w:t>
       </w:r>
@@ -5117,7 +5150,7 @@
       <w:pPr>
         <w:pStyle w:val="2"/>
       </w:pPr>
-      <w:bookmarkStart w:id="40" w:name="_Toc14924"/>
+      <w:bookmarkStart w:id="40" w:name="_Toc30517"/>
       <w:r>
         <w:t>八.问题四模型建立与求解</w:t>
       </w:r>
@@ -5135,7 +5168,7 @@
       <w:pPr>
         <w:pStyle w:val="3"/>
       </w:pPr>
-      <w:bookmarkStart w:id="41" w:name="_Toc531"/>
+      <w:bookmarkStart w:id="41" w:name="_Toc31067"/>
       <w:r>
         <w:t>8.1 问题分析</w:t>
       </w:r>
@@ -5153,7 +5186,7 @@
       <w:pPr>
         <w:pStyle w:val="3"/>
       </w:pPr>
-      <w:bookmarkStart w:id="42" w:name="_Toc18632"/>
+      <w:bookmarkStart w:id="42" w:name="_Toc26796"/>
       <w:r>
         <w:t>8.2 数据与特征</w:t>
       </w:r>
@@ -5171,7 +5204,7 @@
       <w:pPr>
         <w:pStyle w:val="3"/>
       </w:pPr>
-      <w:bookmarkStart w:id="43" w:name="_Toc31040"/>
+      <w:bookmarkStart w:id="43" w:name="_Toc22813"/>
       <w:r>
         <w:t>8.3 模型建立</w:t>
       </w:r>
@@ -5189,7 +5222,7 @@
       <w:pPr>
         <w:pStyle w:val="3"/>
       </w:pPr>
-      <w:bookmarkStart w:id="44" w:name="_Toc32255"/>
+      <w:bookmarkStart w:id="44" w:name="_Toc11664"/>
       <w:r>
         <w:t>8.4 参数估计与求解算法</w:t>
       </w:r>
@@ -5207,7 +5240,7 @@
       <w:pPr>
         <w:pStyle w:val="3"/>
       </w:pPr>
-      <w:bookmarkStart w:id="45" w:name="_Toc379"/>
+      <w:bookmarkStart w:id="45" w:name="_Toc23573"/>
       <w:r>
         <w:t>8.5 结果与分析</w:t>
       </w:r>
@@ -5241,7 +5274,7 @@
       <w:pPr>
         <w:pStyle w:val="3"/>
       </w:pPr>
-      <w:bookmarkStart w:id="46" w:name="_Toc1354"/>
+      <w:bookmarkStart w:id="46" w:name="_Toc13655"/>
       <w:r>
         <w:t>8.6 验证与敏感性分析</w:t>
       </w:r>
@@ -5259,7 +5292,7 @@
       <w:pPr>
         <w:pStyle w:val="3"/>
       </w:pPr>
-      <w:bookmarkStart w:id="47" w:name="_Toc17607"/>
+      <w:bookmarkStart w:id="47" w:name="_Toc460"/>
       <w:r>
         <w:t>8.7 小结</w:t>
       </w:r>
@@ -5277,7 +5310,7 @@
       <w:pPr>
         <w:pStyle w:val="2"/>
       </w:pPr>
-      <w:bookmarkStart w:id="48" w:name="_Toc1152"/>
+      <w:bookmarkStart w:id="48" w:name="_Toc16304"/>
       <w:r>
         <w:t>九.模型评价与推广</w:t>
       </w:r>
@@ -5287,7 +5320,7 @@
       <w:pPr>
         <w:pStyle w:val="3"/>
       </w:pPr>
-      <w:bookmarkStart w:id="49" w:name="_Toc28153"/>
+      <w:bookmarkStart w:id="49" w:name="_Toc22640"/>
       <w:r>
         <w:t>9.1 模型优点</w:t>
       </w:r>
@@ -5305,7 +5338,7 @@
       <w:pPr>
         <w:pStyle w:val="3"/>
       </w:pPr>
-      <w:bookmarkStart w:id="50" w:name="_Toc3606"/>
+      <w:bookmarkStart w:id="50" w:name="_Toc8796"/>
       <w:r>
         <w:t>9.2 模型不足</w:t>
       </w:r>
@@ -5323,7 +5356,7 @@
       <w:pPr>
         <w:pStyle w:val="3"/>
       </w:pPr>
-      <w:bookmarkStart w:id="51" w:name="_Toc21720"/>
+      <w:bookmarkStart w:id="51" w:name="_Toc9668"/>
       <w:r>
         <w:t>9.3 改进方向与推广</w:t>
       </w:r>
@@ -5341,7 +5374,7 @@
       <w:pPr>
         <w:pStyle w:val="2"/>
       </w:pPr>
-      <w:bookmarkStart w:id="52" w:name="_Toc5428"/>
+      <w:bookmarkStart w:id="52" w:name="_Toc24307"/>
       <w:r>
         <w:t>参考文献</w:t>
       </w:r>
@@ -5383,7 +5416,7 @@
       <w:pPr>
         <w:pStyle w:val="2"/>
       </w:pPr>
-      <w:bookmarkStart w:id="53" w:name="_Toc14440"/>
+      <w:bookmarkStart w:id="53" w:name="_Toc29788"/>
       <w:r>
         <w:t>附录</w:t>
       </w:r>
@@ -5393,7 +5426,7 @@
       <w:pPr>
         <w:pStyle w:val="3"/>
       </w:pPr>
-      <w:bookmarkStart w:id="54" w:name="_Toc31589"/>
+      <w:bookmarkStart w:id="54" w:name="_Toc4019"/>
       <w:r>
         <w:t>A.1 程序代码索引</w:t>
       </w:r>
@@ -5411,7 +5444,7 @@
       <w:pPr>
         <w:pStyle w:val="3"/>
       </w:pPr>
-      <w:bookmarkStart w:id="55" w:name="_Toc19659"/>
+      <w:bookmarkStart w:id="55" w:name="_Toc4011"/>
       <w:r>
         <w:t>A.2 复现环境与运行说明</w:t>
       </w:r>
@@ -5429,7 +5462,7 @@
       <w:pPr>
         <w:pStyle w:val="3"/>
       </w:pPr>
-      <w:bookmarkStart w:id="56" w:name="_Toc1738"/>
+      <w:bookmarkStart w:id="56" w:name="_Toc11199"/>
       <w:r>
         <w:t>A.3 人工智能工具使用说明</w:t>
       </w:r>
@@ -5955,7 +5988,6 @@
       <w:adjustRightInd w:val="0"/>
       <w:snapToGrid w:val="0"/>
       <w:spacing w:before="0" w:after="0" w:line="240" w:lineRule="auto"/>
-      <w:ind w:left="1702"/>
       <w:jc w:val="center"/>
     </w:pPr>
     <w:rPr>
@@ -5988,8 +6020,18 @@
     <w:qFormat/>
     <w:uiPriority w:val="39"/>
     <w:pPr>
-      <w:ind w:left="840" w:leftChars="400"/>
+      <w:tabs>
+        <w:tab w:val="right" w:leader="dot" w:pos="9354"/>
+      </w:tabs>
+      <w:spacing w:before="0" w:after="0" w:line="240" w:lineRule="auto"/>
+      <w:ind w:left="960" w:leftChars="400"/>
+      <w:jc w:val="left"/>
     </w:pPr>
+    <w:rPr>
+      <w:rFonts w:ascii="Times New Roman" w:hAnsi="Times New Roman" w:eastAsia="宋体"/>
+      <w:color w:val="1A1A1A"/>
+      <w:sz w:val="24"/>
+    </w:rPr>
   </w:style>
   <w:style w:type="paragraph" w:styleId="8">
     <w:name w:val="Plain Text"/>
@@ -6098,6 +6140,19 @@
     <w:unhideWhenUsed/>
     <w:qFormat/>
     <w:uiPriority w:val="39"/>
+    <w:pPr>
+      <w:tabs>
+        <w:tab w:val="right" w:leader="dot" w:pos="9354"/>
+      </w:tabs>
+      <w:spacing w:before="0" w:after="0" w:line="240" w:lineRule="auto"/>
+      <w:jc w:val="left"/>
+    </w:pPr>
+    <w:rPr>
+      <w:rFonts w:ascii="Times New Roman" w:hAnsi="Times New Roman" w:eastAsia="宋体"/>
+      <w:b/>
+      <w:color w:val="1A1A1A"/>
+      <w:sz w:val="24"/>
+    </w:rPr>
   </w:style>
   <w:style w:type="paragraph" w:styleId="15">
     <w:name w:val="toc 2"/>
@@ -6107,8 +6162,18 @@
     <w:qFormat/>
     <w:uiPriority w:val="39"/>
     <w:pPr>
-      <w:ind w:left="420" w:leftChars="200"/>
+      <w:tabs>
+        <w:tab w:val="right" w:leader="dot" w:pos="9354"/>
+      </w:tabs>
+      <w:spacing w:before="0" w:after="0" w:line="240" w:lineRule="auto"/>
+      <w:ind w:left="480" w:leftChars="200"/>
+      <w:jc w:val="left"/>
     </w:pPr>
+    <w:rPr>
+      <w:rFonts w:ascii="Times New Roman" w:hAnsi="Times New Roman" w:eastAsia="宋体"/>
+      <w:color w:val="1A1A1A"/>
+      <w:sz w:val="24"/>
+    </w:rPr>
   </w:style>
   <w:style w:type="paragraph" w:styleId="16">
     <w:name w:val="Normal (Web)"/>
@@ -6211,7 +6276,6 @@
   <w:style w:type="character" w:customStyle="1" w:styleId="26">
     <w:name w:val="标题 1 字符"/>
     <w:link w:val="2"/>
-    <w:qFormat/>
     <w:uiPriority w:val="9"/>
     <w:rPr>
       <w:b/>
@@ -6463,7 +6527,7 @@
     <w:uiPriority w:val="0"/>
     <w:pPr>
       <w:spacing w:before="0" w:after="0" w:line="240" w:lineRule="auto"/>
-      <w:jc w:val="left"/>
+      <w:jc w:val="center"/>
     </w:pPr>
     <w:rPr>
       <w:rFonts w:ascii="Times New Roman" w:hAnsi="Times New Roman" w:eastAsia="宋体"/>
@@ -6478,7 +6542,7 @@
     <w:uiPriority w:val="0"/>
     <w:pPr>
       <w:spacing w:before="0" w:after="0" w:line="240" w:lineRule="auto"/>
-      <w:ind w:left="420" w:hanging="420"/>
+      <w:ind w:left="480" w:leftChars="200" w:hanging="420"/>
       <w:jc w:val="left"/>
     </w:pPr>
     <w:rPr>

--- a/skills/huawei-math-modeling/templates/paper-skeleton.docx
+++ b/skills/huawei-math-modeling/templates/paper-skeleton.docx
@@ -8,8 +8,8 @@
         <w:spacing w:line="312" w:lineRule="auto"/>
         <w:jc w:val="center"/>
       </w:pPr>
-      <w:bookmarkStart w:id="57" w:name="_GoBack"/>
-      <w:bookmarkEnd w:id="57"/>
+      <w:bookmarkStart w:id="56" w:name="_GoBack"/>
+      <w:bookmarkEnd w:id="56"/>
       <w:r>
         <w:rPr>
           <w:rFonts w:ascii="华文中宋" w:hAnsi="华文中宋" w:eastAsia="华文中宋"/>
@@ -294,8 +294,8 @@
           </w14:shadow>
         </w:rPr>
       </w:pPr>
-      <w:bookmarkStart w:id="0" w:name="OLE_LINK2"/>
-      <w:bookmarkStart w:id="1" w:name="OLE_LINK1"/>
+      <w:bookmarkStart w:id="0" w:name="OLE_LINK1"/>
+      <w:bookmarkStart w:id="1" w:name="OLE_LINK2"/>
       <w:r>
         <w:rPr>
           <w:rFonts w:hint="eastAsia" w:ascii="华文新魏" w:hAnsi="宋体" w:eastAsia="华文新魏"/>
@@ -1162,7 +1162,7 @@
         <w:rPr>
           <w:rFonts w:ascii="Times New Roman" w:hAnsi="Times New Roman" w:eastAsia="宋体"/>
         </w:rPr>
-        <w:instrText xml:space="preserve"> HYPERLINK \l _Toc17723 </w:instrText>
+        <w:instrText xml:space="preserve"> HYPERLINK \l _Toc9253 </w:instrText>
       </w:r>
       <w:r>
         <w:rPr>
@@ -1180,7 +1180,7 @@
         <w:fldChar w:fldCharType="begin"/>
       </w:r>
       <w:r>
-        <w:instrText xml:space="preserve"> PAGEREF _Toc17723 \h </w:instrText>
+        <w:instrText xml:space="preserve"> PAGEREF _Toc9253 \h </w:instrText>
       </w:r>
       <w:r>
         <w:fldChar w:fldCharType="separate"/>
@@ -1218,7 +1218,7 @@
         <w:rPr>
           <w:rFonts w:ascii="Times New Roman" w:hAnsi="Times New Roman" w:eastAsia="宋体"/>
         </w:rPr>
-        <w:instrText xml:space="preserve"> HYPERLINK \l _Toc25096 </w:instrText>
+        <w:instrText xml:space="preserve"> HYPERLINK \l _Toc145 </w:instrText>
       </w:r>
       <w:r>
         <w:rPr>
@@ -1236,7 +1236,7 @@
         <w:fldChar w:fldCharType="begin"/>
       </w:r>
       <w:r>
-        <w:instrText xml:space="preserve"> PAGEREF _Toc25096 \h </w:instrText>
+        <w:instrText xml:space="preserve"> PAGEREF _Toc145 \h </w:instrText>
       </w:r>
       <w:r>
         <w:fldChar w:fldCharType="separate"/>
@@ -1274,7 +1274,7 @@
         <w:rPr>
           <w:rFonts w:ascii="Times New Roman" w:hAnsi="Times New Roman" w:eastAsia="宋体"/>
         </w:rPr>
-        <w:instrText xml:space="preserve"> HYPERLINK \l _Toc20613 </w:instrText>
+        <w:instrText xml:space="preserve"> HYPERLINK \l _Toc24675 </w:instrText>
       </w:r>
       <w:r>
         <w:rPr>
@@ -1292,7 +1292,7 @@
         <w:fldChar w:fldCharType="begin"/>
       </w:r>
       <w:r>
-        <w:instrText xml:space="preserve"> PAGEREF _Toc20613 \h </w:instrText>
+        <w:instrText xml:space="preserve"> PAGEREF _Toc24675 \h </w:instrText>
       </w:r>
       <w:r>
         <w:fldChar w:fldCharType="separate"/>
@@ -1330,7 +1330,7 @@
         <w:rPr>
           <w:rFonts w:ascii="Times New Roman" w:hAnsi="Times New Roman" w:eastAsia="宋体"/>
         </w:rPr>
-        <w:instrText xml:space="preserve"> HYPERLINK \l _Toc28049 </w:instrText>
+        <w:instrText xml:space="preserve"> HYPERLINK \l _Toc25494 </w:instrText>
       </w:r>
       <w:r>
         <w:rPr>
@@ -1348,7 +1348,7 @@
         <w:fldChar w:fldCharType="begin"/>
       </w:r>
       <w:r>
-        <w:instrText xml:space="preserve"> PAGEREF _Toc28049 \h </w:instrText>
+        <w:instrText xml:space="preserve"> PAGEREF _Toc25494 \h </w:instrText>
       </w:r>
       <w:r>
         <w:fldChar w:fldCharType="separate"/>
@@ -1386,7 +1386,7 @@
         <w:rPr>
           <w:rFonts w:ascii="Times New Roman" w:hAnsi="Times New Roman" w:eastAsia="宋体"/>
         </w:rPr>
-        <w:instrText xml:space="preserve"> HYPERLINK \l _Toc30545 </w:instrText>
+        <w:instrText xml:space="preserve"> HYPERLINK \l _Toc11316 </w:instrText>
       </w:r>
       <w:r>
         <w:rPr>
@@ -1404,7 +1404,7 @@
         <w:fldChar w:fldCharType="begin"/>
       </w:r>
       <w:r>
-        <w:instrText xml:space="preserve"> PAGEREF _Toc30545 \h </w:instrText>
+        <w:instrText xml:space="preserve"> PAGEREF _Toc11316 \h </w:instrText>
       </w:r>
       <w:r>
         <w:fldChar w:fldCharType="separate"/>
@@ -1442,7 +1442,7 @@
         <w:rPr>
           <w:rFonts w:ascii="Times New Roman" w:hAnsi="Times New Roman" w:eastAsia="宋体"/>
         </w:rPr>
-        <w:instrText xml:space="preserve"> HYPERLINK \l _Toc10260 </w:instrText>
+        <w:instrText xml:space="preserve"> HYPERLINK \l _Toc27945 </w:instrText>
       </w:r>
       <w:r>
         <w:rPr>
@@ -1460,7 +1460,7 @@
         <w:fldChar w:fldCharType="begin"/>
       </w:r>
       <w:r>
-        <w:instrText xml:space="preserve"> PAGEREF _Toc10260 \h </w:instrText>
+        <w:instrText xml:space="preserve"> PAGEREF _Toc27945 \h </w:instrText>
       </w:r>
       <w:r>
         <w:fldChar w:fldCharType="separate"/>
@@ -1498,7 +1498,7 @@
         <w:rPr>
           <w:rFonts w:ascii="Times New Roman" w:hAnsi="Times New Roman" w:eastAsia="宋体"/>
         </w:rPr>
-        <w:instrText xml:space="preserve"> HYPERLINK \l _Toc6578 </w:instrText>
+        <w:instrText xml:space="preserve"> HYPERLINK \l _Toc25997 </w:instrText>
       </w:r>
       <w:r>
         <w:rPr>
@@ -1516,7 +1516,7 @@
         <w:fldChar w:fldCharType="begin"/>
       </w:r>
       <w:r>
-        <w:instrText xml:space="preserve"> PAGEREF _Toc6578 \h </w:instrText>
+        <w:instrText xml:space="preserve"> PAGEREF _Toc25997 \h </w:instrText>
       </w:r>
       <w:r>
         <w:fldChar w:fldCharType="separate"/>
@@ -1554,7 +1554,7 @@
         <w:rPr>
           <w:rFonts w:ascii="Times New Roman" w:hAnsi="Times New Roman" w:eastAsia="宋体"/>
         </w:rPr>
-        <w:instrText xml:space="preserve"> HYPERLINK \l _Toc12114 </w:instrText>
+        <w:instrText xml:space="preserve"> HYPERLINK \l _Toc26504 </w:instrText>
       </w:r>
       <w:r>
         <w:rPr>
@@ -1572,7 +1572,7 @@
         <w:fldChar w:fldCharType="begin"/>
       </w:r>
       <w:r>
-        <w:instrText xml:space="preserve"> PAGEREF _Toc12114 \h </w:instrText>
+        <w:instrText xml:space="preserve"> PAGEREF _Toc26504 \h </w:instrText>
       </w:r>
       <w:r>
         <w:fldChar w:fldCharType="separate"/>
@@ -1610,7 +1610,7 @@
         <w:rPr>
           <w:rFonts w:ascii="Times New Roman" w:hAnsi="Times New Roman" w:eastAsia="宋体"/>
         </w:rPr>
-        <w:instrText xml:space="preserve"> HYPERLINK \l _Toc3193 </w:instrText>
+        <w:instrText xml:space="preserve"> HYPERLINK \l _Toc2383 </w:instrText>
       </w:r>
       <w:r>
         <w:rPr>
@@ -1628,7 +1628,7 @@
         <w:fldChar w:fldCharType="begin"/>
       </w:r>
       <w:r>
-        <w:instrText xml:space="preserve"> PAGEREF _Toc3193 \h </w:instrText>
+        <w:instrText xml:space="preserve"> PAGEREF _Toc2383 \h </w:instrText>
       </w:r>
       <w:r>
         <w:fldChar w:fldCharType="separate"/>
@@ -1666,7 +1666,7 @@
         <w:rPr>
           <w:rFonts w:ascii="Times New Roman" w:hAnsi="Times New Roman" w:eastAsia="宋体"/>
         </w:rPr>
-        <w:instrText xml:space="preserve"> HYPERLINK \l _Toc17056 </w:instrText>
+        <w:instrText xml:space="preserve"> HYPERLINK \l _Toc12614 </w:instrText>
       </w:r>
       <w:r>
         <w:rPr>
@@ -1684,7 +1684,7 @@
         <w:fldChar w:fldCharType="begin"/>
       </w:r>
       <w:r>
-        <w:instrText xml:space="preserve"> PAGEREF _Toc17056 \h </w:instrText>
+        <w:instrText xml:space="preserve"> PAGEREF _Toc12614 \h </w:instrText>
       </w:r>
       <w:r>
         <w:fldChar w:fldCharType="separate"/>
@@ -1722,7 +1722,7 @@
         <w:rPr>
           <w:rFonts w:ascii="Times New Roman" w:hAnsi="Times New Roman" w:eastAsia="宋体"/>
         </w:rPr>
-        <w:instrText xml:space="preserve"> HYPERLINK \l _Toc66 </w:instrText>
+        <w:instrText xml:space="preserve"> HYPERLINK \l _Toc17450 </w:instrText>
       </w:r>
       <w:r>
         <w:rPr>
@@ -1740,7 +1740,7 @@
         <w:fldChar w:fldCharType="begin"/>
       </w:r>
       <w:r>
-        <w:instrText xml:space="preserve"> PAGEREF _Toc66 \h </w:instrText>
+        <w:instrText xml:space="preserve"> PAGEREF _Toc17450 \h </w:instrText>
       </w:r>
       <w:r>
         <w:fldChar w:fldCharType="separate"/>
@@ -1778,7 +1778,7 @@
         <w:rPr>
           <w:rFonts w:ascii="Times New Roman" w:hAnsi="Times New Roman" w:eastAsia="宋体"/>
         </w:rPr>
-        <w:instrText xml:space="preserve"> HYPERLINK \l _Toc3142 </w:instrText>
+        <w:instrText xml:space="preserve"> HYPERLINK \l _Toc4884 </w:instrText>
       </w:r>
       <w:r>
         <w:rPr>
@@ -1796,7 +1796,7 @@
         <w:fldChar w:fldCharType="begin"/>
       </w:r>
       <w:r>
-        <w:instrText xml:space="preserve"> PAGEREF _Toc3142 \h </w:instrText>
+        <w:instrText xml:space="preserve"> PAGEREF _Toc4884 \h </w:instrText>
       </w:r>
       <w:r>
         <w:fldChar w:fldCharType="separate"/>
@@ -1834,7 +1834,7 @@
         <w:rPr>
           <w:rFonts w:ascii="Times New Roman" w:hAnsi="Times New Roman" w:eastAsia="宋体"/>
         </w:rPr>
-        <w:instrText xml:space="preserve"> HYPERLINK \l _Toc10736 </w:instrText>
+        <w:instrText xml:space="preserve"> HYPERLINK \l _Toc22472 </w:instrText>
       </w:r>
       <w:r>
         <w:rPr>
@@ -1852,7 +1852,7 @@
         <w:fldChar w:fldCharType="begin"/>
       </w:r>
       <w:r>
-        <w:instrText xml:space="preserve"> PAGEREF _Toc10736 \h </w:instrText>
+        <w:instrText xml:space="preserve"> PAGEREF _Toc22472 \h </w:instrText>
       </w:r>
       <w:r>
         <w:fldChar w:fldCharType="separate"/>
@@ -1890,7 +1890,7 @@
         <w:rPr>
           <w:rFonts w:ascii="Times New Roman" w:hAnsi="Times New Roman" w:eastAsia="宋体"/>
         </w:rPr>
-        <w:instrText xml:space="preserve"> HYPERLINK \l _Toc6789 </w:instrText>
+        <w:instrText xml:space="preserve"> HYPERLINK \l _Toc23745 </w:instrText>
       </w:r>
       <w:r>
         <w:rPr>
@@ -1908,7 +1908,7 @@
         <w:fldChar w:fldCharType="begin"/>
       </w:r>
       <w:r>
-        <w:instrText xml:space="preserve"> PAGEREF _Toc6789 \h </w:instrText>
+        <w:instrText xml:space="preserve"> PAGEREF _Toc23745 \h </w:instrText>
       </w:r>
       <w:r>
         <w:fldChar w:fldCharType="separate"/>
@@ -1946,7 +1946,7 @@
         <w:rPr>
           <w:rFonts w:ascii="Times New Roman" w:hAnsi="Times New Roman" w:eastAsia="宋体"/>
         </w:rPr>
-        <w:instrText xml:space="preserve"> HYPERLINK \l _Toc32762 </w:instrText>
+        <w:instrText xml:space="preserve"> HYPERLINK \l _Toc24131 </w:instrText>
       </w:r>
       <w:r>
         <w:rPr>
@@ -1964,7 +1964,7 @@
         <w:fldChar w:fldCharType="begin"/>
       </w:r>
       <w:r>
-        <w:instrText xml:space="preserve"> PAGEREF _Toc32762 \h </w:instrText>
+        <w:instrText xml:space="preserve"> PAGEREF _Toc24131 \h </w:instrText>
       </w:r>
       <w:r>
         <w:fldChar w:fldCharType="separate"/>
@@ -2002,7 +2002,7 @@
         <w:rPr>
           <w:rFonts w:ascii="Times New Roman" w:hAnsi="Times New Roman" w:eastAsia="宋体"/>
         </w:rPr>
-        <w:instrText xml:space="preserve"> HYPERLINK \l _Toc11825 </w:instrText>
+        <w:instrText xml:space="preserve"> HYPERLINK \l _Toc19306 </w:instrText>
       </w:r>
       <w:r>
         <w:rPr>
@@ -2020,7 +2020,7 @@
         <w:fldChar w:fldCharType="begin"/>
       </w:r>
       <w:r>
-        <w:instrText xml:space="preserve"> PAGEREF _Toc11825 \h </w:instrText>
+        <w:instrText xml:space="preserve"> PAGEREF _Toc19306 \h </w:instrText>
       </w:r>
       <w:r>
         <w:fldChar w:fldCharType="separate"/>
@@ -2058,7 +2058,7 @@
         <w:rPr>
           <w:rFonts w:ascii="Times New Roman" w:hAnsi="Times New Roman" w:eastAsia="宋体"/>
         </w:rPr>
-        <w:instrText xml:space="preserve"> HYPERLINK \l _Toc15162 </w:instrText>
+        <w:instrText xml:space="preserve"> HYPERLINK \l _Toc1568 </w:instrText>
       </w:r>
       <w:r>
         <w:rPr>
@@ -2076,7 +2076,7 @@
         <w:fldChar w:fldCharType="begin"/>
       </w:r>
       <w:r>
-        <w:instrText xml:space="preserve"> PAGEREF _Toc15162 \h </w:instrText>
+        <w:instrText xml:space="preserve"> PAGEREF _Toc1568 \h </w:instrText>
       </w:r>
       <w:r>
         <w:fldChar w:fldCharType="separate"/>
@@ -2114,7 +2114,7 @@
         <w:rPr>
           <w:rFonts w:ascii="Times New Roman" w:hAnsi="Times New Roman" w:eastAsia="宋体"/>
         </w:rPr>
-        <w:instrText xml:space="preserve"> HYPERLINK \l _Toc29381 </w:instrText>
+        <w:instrText xml:space="preserve"> HYPERLINK \l _Toc2540 </w:instrText>
       </w:r>
       <w:r>
         <w:rPr>
@@ -2132,7 +2132,7 @@
         <w:fldChar w:fldCharType="begin"/>
       </w:r>
       <w:r>
-        <w:instrText xml:space="preserve"> PAGEREF _Toc29381 \h </w:instrText>
+        <w:instrText xml:space="preserve"> PAGEREF _Toc2540 \h </w:instrText>
       </w:r>
       <w:r>
         <w:fldChar w:fldCharType="separate"/>
@@ -2170,7 +2170,7 @@
         <w:rPr>
           <w:rFonts w:ascii="Times New Roman" w:hAnsi="Times New Roman" w:eastAsia="宋体"/>
         </w:rPr>
-        <w:instrText xml:space="preserve"> HYPERLINK \l _Toc32542 </w:instrText>
+        <w:instrText xml:space="preserve"> HYPERLINK \l _Toc29554 </w:instrText>
       </w:r>
       <w:r>
         <w:rPr>
@@ -2188,7 +2188,7 @@
         <w:fldChar w:fldCharType="begin"/>
       </w:r>
       <w:r>
-        <w:instrText xml:space="preserve"> PAGEREF _Toc32542 \h </w:instrText>
+        <w:instrText xml:space="preserve"> PAGEREF _Toc29554 \h </w:instrText>
       </w:r>
       <w:r>
         <w:fldChar w:fldCharType="separate"/>
@@ -2226,7 +2226,7 @@
         <w:rPr>
           <w:rFonts w:ascii="Times New Roman" w:hAnsi="Times New Roman" w:eastAsia="宋体"/>
         </w:rPr>
-        <w:instrText xml:space="preserve"> HYPERLINK \l _Toc5203 </w:instrText>
+        <w:instrText xml:space="preserve"> HYPERLINK \l _Toc26129 </w:instrText>
       </w:r>
       <w:r>
         <w:rPr>
@@ -2244,7 +2244,7 @@
         <w:fldChar w:fldCharType="begin"/>
       </w:r>
       <w:r>
-        <w:instrText xml:space="preserve"> PAGEREF _Toc5203 \h </w:instrText>
+        <w:instrText xml:space="preserve"> PAGEREF _Toc26129 \h </w:instrText>
       </w:r>
       <w:r>
         <w:fldChar w:fldCharType="separate"/>
@@ -2282,7 +2282,7 @@
         <w:rPr>
           <w:rFonts w:ascii="Times New Roman" w:hAnsi="Times New Roman" w:eastAsia="宋体"/>
         </w:rPr>
-        <w:instrText xml:space="preserve"> HYPERLINK \l _Toc27750 </w:instrText>
+        <w:instrText xml:space="preserve"> HYPERLINK \l _Toc5844 </w:instrText>
       </w:r>
       <w:r>
         <w:rPr>
@@ -2300,7 +2300,7 @@
         <w:fldChar w:fldCharType="begin"/>
       </w:r>
       <w:r>
-        <w:instrText xml:space="preserve"> PAGEREF _Toc27750 \h </w:instrText>
+        <w:instrText xml:space="preserve"> PAGEREF _Toc5844 \h </w:instrText>
       </w:r>
       <w:r>
         <w:fldChar w:fldCharType="separate"/>
@@ -2338,7 +2338,7 @@
         <w:rPr>
           <w:rFonts w:ascii="Times New Roman" w:hAnsi="Times New Roman" w:eastAsia="宋体"/>
         </w:rPr>
-        <w:instrText xml:space="preserve"> HYPERLINK \l _Toc2500 </w:instrText>
+        <w:instrText xml:space="preserve"> HYPERLINK \l _Toc26648 </w:instrText>
       </w:r>
       <w:r>
         <w:rPr>
@@ -2356,7 +2356,7 @@
         <w:fldChar w:fldCharType="begin"/>
       </w:r>
       <w:r>
-        <w:instrText xml:space="preserve"> PAGEREF _Toc2500 \h </w:instrText>
+        <w:instrText xml:space="preserve"> PAGEREF _Toc26648 \h </w:instrText>
       </w:r>
       <w:r>
         <w:fldChar w:fldCharType="separate"/>
@@ -2394,7 +2394,7 @@
         <w:rPr>
           <w:rFonts w:ascii="Times New Roman" w:hAnsi="Times New Roman" w:eastAsia="宋体"/>
         </w:rPr>
-        <w:instrText xml:space="preserve"> HYPERLINK \l _Toc15065 </w:instrText>
+        <w:instrText xml:space="preserve"> HYPERLINK \l _Toc4433 </w:instrText>
       </w:r>
       <w:r>
         <w:rPr>
@@ -2412,7 +2412,7 @@
         <w:fldChar w:fldCharType="begin"/>
       </w:r>
       <w:r>
-        <w:instrText xml:space="preserve"> PAGEREF _Toc15065 \h </w:instrText>
+        <w:instrText xml:space="preserve"> PAGEREF _Toc4433 \h </w:instrText>
       </w:r>
       <w:r>
         <w:fldChar w:fldCharType="separate"/>
@@ -2450,7 +2450,7 @@
         <w:rPr>
           <w:rFonts w:ascii="Times New Roman" w:hAnsi="Times New Roman" w:eastAsia="宋体"/>
         </w:rPr>
-        <w:instrText xml:space="preserve"> HYPERLINK \l _Toc24126 </w:instrText>
+        <w:instrText xml:space="preserve"> HYPERLINK \l _Toc10118 </w:instrText>
       </w:r>
       <w:r>
         <w:rPr>
@@ -2468,7 +2468,7 @@
         <w:fldChar w:fldCharType="begin"/>
       </w:r>
       <w:r>
-        <w:instrText xml:space="preserve"> PAGEREF _Toc24126 \h </w:instrText>
+        <w:instrText xml:space="preserve"> PAGEREF _Toc10118 \h </w:instrText>
       </w:r>
       <w:r>
         <w:fldChar w:fldCharType="separate"/>
@@ -2506,7 +2506,7 @@
         <w:rPr>
           <w:rFonts w:ascii="Times New Roman" w:hAnsi="Times New Roman" w:eastAsia="宋体"/>
         </w:rPr>
-        <w:instrText xml:space="preserve"> HYPERLINK \l _Toc6547 </w:instrText>
+        <w:instrText xml:space="preserve"> HYPERLINK \l _Toc13433 </w:instrText>
       </w:r>
       <w:r>
         <w:rPr>
@@ -2524,7 +2524,7 @@
         <w:fldChar w:fldCharType="begin"/>
       </w:r>
       <w:r>
-        <w:instrText xml:space="preserve"> PAGEREF _Toc6547 \h </w:instrText>
+        <w:instrText xml:space="preserve"> PAGEREF _Toc13433 \h </w:instrText>
       </w:r>
       <w:r>
         <w:fldChar w:fldCharType="separate"/>
@@ -2562,7 +2562,7 @@
         <w:rPr>
           <w:rFonts w:ascii="Times New Roman" w:hAnsi="Times New Roman" w:eastAsia="宋体"/>
         </w:rPr>
-        <w:instrText xml:space="preserve"> HYPERLINK \l _Toc23221 </w:instrText>
+        <w:instrText xml:space="preserve"> HYPERLINK \l _Toc20315 </w:instrText>
       </w:r>
       <w:r>
         <w:rPr>
@@ -2580,7 +2580,7 @@
         <w:fldChar w:fldCharType="begin"/>
       </w:r>
       <w:r>
-        <w:instrText xml:space="preserve"> PAGEREF _Toc23221 \h </w:instrText>
+        <w:instrText xml:space="preserve"> PAGEREF _Toc20315 \h </w:instrText>
       </w:r>
       <w:r>
         <w:fldChar w:fldCharType="separate"/>
@@ -2618,7 +2618,7 @@
         <w:rPr>
           <w:rFonts w:ascii="Times New Roman" w:hAnsi="Times New Roman" w:eastAsia="宋体"/>
         </w:rPr>
-        <w:instrText xml:space="preserve"> HYPERLINK \l _Toc21214 </w:instrText>
+        <w:instrText xml:space="preserve"> HYPERLINK \l _Toc26675 </w:instrText>
       </w:r>
       <w:r>
         <w:rPr>
@@ -2636,7 +2636,7 @@
         <w:fldChar w:fldCharType="begin"/>
       </w:r>
       <w:r>
-        <w:instrText xml:space="preserve"> PAGEREF _Toc21214 \h </w:instrText>
+        <w:instrText xml:space="preserve"> PAGEREF _Toc26675 \h </w:instrText>
       </w:r>
       <w:r>
         <w:fldChar w:fldCharType="separate"/>
@@ -2674,7 +2674,7 @@
         <w:rPr>
           <w:rFonts w:ascii="Times New Roman" w:hAnsi="Times New Roman" w:eastAsia="宋体"/>
         </w:rPr>
-        <w:instrText xml:space="preserve"> HYPERLINK \l _Toc14566 </w:instrText>
+        <w:instrText xml:space="preserve"> HYPERLINK \l _Toc5414 </w:instrText>
       </w:r>
       <w:r>
         <w:rPr>
@@ -2692,7 +2692,7 @@
         <w:fldChar w:fldCharType="begin"/>
       </w:r>
       <w:r>
-        <w:instrText xml:space="preserve"> PAGEREF _Toc14566 \h </w:instrText>
+        <w:instrText xml:space="preserve"> PAGEREF _Toc5414 \h </w:instrText>
       </w:r>
       <w:r>
         <w:fldChar w:fldCharType="separate"/>
@@ -2730,7 +2730,7 @@
         <w:rPr>
           <w:rFonts w:ascii="Times New Roman" w:hAnsi="Times New Roman" w:eastAsia="宋体"/>
         </w:rPr>
-        <w:instrText xml:space="preserve"> HYPERLINK \l _Toc22451 </w:instrText>
+        <w:instrText xml:space="preserve"> HYPERLINK \l _Toc19467 </w:instrText>
       </w:r>
       <w:r>
         <w:rPr>
@@ -2748,7 +2748,7 @@
         <w:fldChar w:fldCharType="begin"/>
       </w:r>
       <w:r>
-        <w:instrText xml:space="preserve"> PAGEREF _Toc22451 \h </w:instrText>
+        <w:instrText xml:space="preserve"> PAGEREF _Toc19467 \h </w:instrText>
       </w:r>
       <w:r>
         <w:fldChar w:fldCharType="separate"/>
@@ -2786,7 +2786,7 @@
         <w:rPr>
           <w:rFonts w:ascii="Times New Roman" w:hAnsi="Times New Roman" w:eastAsia="宋体"/>
         </w:rPr>
-        <w:instrText xml:space="preserve"> HYPERLINK \l _Toc4946 </w:instrText>
+        <w:instrText xml:space="preserve"> HYPERLINK \l _Toc16784 </w:instrText>
       </w:r>
       <w:r>
         <w:rPr>
@@ -2804,7 +2804,7 @@
         <w:fldChar w:fldCharType="begin"/>
       </w:r>
       <w:r>
-        <w:instrText xml:space="preserve"> PAGEREF _Toc4946 \h </w:instrText>
+        <w:instrText xml:space="preserve"> PAGEREF _Toc16784 \h </w:instrText>
       </w:r>
       <w:r>
         <w:fldChar w:fldCharType="separate"/>
@@ -2842,7 +2842,7 @@
         <w:rPr>
           <w:rFonts w:ascii="Times New Roman" w:hAnsi="Times New Roman" w:eastAsia="宋体"/>
         </w:rPr>
-        <w:instrText xml:space="preserve"> HYPERLINK \l _Toc14416 </w:instrText>
+        <w:instrText xml:space="preserve"> HYPERLINK \l _Toc22546 </w:instrText>
       </w:r>
       <w:r>
         <w:rPr>
@@ -2860,7 +2860,7 @@
         <w:fldChar w:fldCharType="begin"/>
       </w:r>
       <w:r>
-        <w:instrText xml:space="preserve"> PAGEREF _Toc14416 \h </w:instrText>
+        <w:instrText xml:space="preserve"> PAGEREF _Toc22546 \h </w:instrText>
       </w:r>
       <w:r>
         <w:fldChar w:fldCharType="separate"/>
@@ -2898,7 +2898,7 @@
         <w:rPr>
           <w:rFonts w:ascii="Times New Roman" w:hAnsi="Times New Roman" w:eastAsia="宋体"/>
         </w:rPr>
-        <w:instrText xml:space="preserve"> HYPERLINK \l _Toc8695 </w:instrText>
+        <w:instrText xml:space="preserve"> HYPERLINK \l _Toc7757 </w:instrText>
       </w:r>
       <w:r>
         <w:rPr>
@@ -2916,7 +2916,7 @@
         <w:fldChar w:fldCharType="begin"/>
       </w:r>
       <w:r>
-        <w:instrText xml:space="preserve"> PAGEREF _Toc8695 \h </w:instrText>
+        <w:instrText xml:space="preserve"> PAGEREF _Toc7757 \h </w:instrText>
       </w:r>
       <w:r>
         <w:fldChar w:fldCharType="separate"/>
@@ -2954,7 +2954,7 @@
         <w:rPr>
           <w:rFonts w:ascii="Times New Roman" w:hAnsi="Times New Roman" w:eastAsia="宋体"/>
         </w:rPr>
-        <w:instrText xml:space="preserve"> HYPERLINK \l _Toc31375 </w:instrText>
+        <w:instrText xml:space="preserve"> HYPERLINK \l _Toc8579 </w:instrText>
       </w:r>
       <w:r>
         <w:rPr>
@@ -2972,7 +2972,7 @@
         <w:fldChar w:fldCharType="begin"/>
       </w:r>
       <w:r>
-        <w:instrText xml:space="preserve"> PAGEREF _Toc31375 \h </w:instrText>
+        <w:instrText xml:space="preserve"> PAGEREF _Toc8579 \h </w:instrText>
       </w:r>
       <w:r>
         <w:fldChar w:fldCharType="separate"/>
@@ -3010,7 +3010,7 @@
         <w:rPr>
           <w:rFonts w:ascii="Times New Roman" w:hAnsi="Times New Roman" w:eastAsia="宋体"/>
         </w:rPr>
-        <w:instrText xml:space="preserve"> HYPERLINK \l _Toc4560 </w:instrText>
+        <w:instrText xml:space="preserve"> HYPERLINK \l _Toc31902 </w:instrText>
       </w:r>
       <w:r>
         <w:rPr>
@@ -3028,7 +3028,7 @@
         <w:fldChar w:fldCharType="begin"/>
       </w:r>
       <w:r>
-        <w:instrText xml:space="preserve"> PAGEREF _Toc4560 \h </w:instrText>
+        <w:instrText xml:space="preserve"> PAGEREF _Toc31902 \h </w:instrText>
       </w:r>
       <w:r>
         <w:fldChar w:fldCharType="separate"/>
@@ -3066,7 +3066,7 @@
         <w:rPr>
           <w:rFonts w:ascii="Times New Roman" w:hAnsi="Times New Roman" w:eastAsia="宋体"/>
         </w:rPr>
-        <w:instrText xml:space="preserve"> HYPERLINK \l _Toc992 </w:instrText>
+        <w:instrText xml:space="preserve"> HYPERLINK \l _Toc18889 </w:instrText>
       </w:r>
       <w:r>
         <w:rPr>
@@ -3084,7 +3084,7 @@
         <w:fldChar w:fldCharType="begin"/>
       </w:r>
       <w:r>
-        <w:instrText xml:space="preserve"> PAGEREF _Toc992 \h </w:instrText>
+        <w:instrText xml:space="preserve"> PAGEREF _Toc18889 \h </w:instrText>
       </w:r>
       <w:r>
         <w:fldChar w:fldCharType="separate"/>
@@ -3122,7 +3122,7 @@
         <w:rPr>
           <w:rFonts w:ascii="Times New Roman" w:hAnsi="Times New Roman" w:eastAsia="宋体"/>
         </w:rPr>
-        <w:instrText xml:space="preserve"> HYPERLINK \l _Toc30059 </w:instrText>
+        <w:instrText xml:space="preserve"> HYPERLINK \l _Toc24768 </w:instrText>
       </w:r>
       <w:r>
         <w:rPr>
@@ -3140,7 +3140,7 @@
         <w:fldChar w:fldCharType="begin"/>
       </w:r>
       <w:r>
-        <w:instrText xml:space="preserve"> PAGEREF _Toc30059 \h </w:instrText>
+        <w:instrText xml:space="preserve"> PAGEREF _Toc24768 \h </w:instrText>
       </w:r>
       <w:r>
         <w:fldChar w:fldCharType="separate"/>
@@ -3178,7 +3178,7 @@
         <w:rPr>
           <w:rFonts w:ascii="Times New Roman" w:hAnsi="Times New Roman" w:eastAsia="宋体"/>
         </w:rPr>
-        <w:instrText xml:space="preserve"> HYPERLINK \l _Toc15372 </w:instrText>
+        <w:instrText xml:space="preserve"> HYPERLINK \l _Toc4775 </w:instrText>
       </w:r>
       <w:r>
         <w:rPr>
@@ -3196,7 +3196,7 @@
         <w:fldChar w:fldCharType="begin"/>
       </w:r>
       <w:r>
-        <w:instrText xml:space="preserve"> PAGEREF _Toc15372 \h </w:instrText>
+        <w:instrText xml:space="preserve"> PAGEREF _Toc4775 \h </w:instrText>
       </w:r>
       <w:r>
         <w:fldChar w:fldCharType="separate"/>
@@ -3234,7 +3234,7 @@
         <w:rPr>
           <w:rFonts w:ascii="Times New Roman" w:hAnsi="Times New Roman" w:eastAsia="宋体"/>
         </w:rPr>
-        <w:instrText xml:space="preserve"> HYPERLINK \l _Toc32530 </w:instrText>
+        <w:instrText xml:space="preserve"> HYPERLINK \l _Toc510 </w:instrText>
       </w:r>
       <w:r>
         <w:rPr>
@@ -3252,7 +3252,7 @@
         <w:fldChar w:fldCharType="begin"/>
       </w:r>
       <w:r>
-        <w:instrText xml:space="preserve"> PAGEREF _Toc32530 \h </w:instrText>
+        <w:instrText xml:space="preserve"> PAGEREF _Toc510 \h </w:instrText>
       </w:r>
       <w:r>
         <w:fldChar w:fldCharType="separate"/>
@@ -3290,7 +3290,7 @@
         <w:rPr>
           <w:rFonts w:ascii="Times New Roman" w:hAnsi="Times New Roman" w:eastAsia="宋体"/>
         </w:rPr>
-        <w:instrText xml:space="preserve"> HYPERLINK \l _Toc30517 </w:instrText>
+        <w:instrText xml:space="preserve"> HYPERLINK \l _Toc10371 </w:instrText>
       </w:r>
       <w:r>
         <w:rPr>
@@ -3308,7 +3308,7 @@
         <w:fldChar w:fldCharType="begin"/>
       </w:r>
       <w:r>
-        <w:instrText xml:space="preserve"> PAGEREF _Toc30517 \h </w:instrText>
+        <w:instrText xml:space="preserve"> PAGEREF _Toc10371 \h </w:instrText>
       </w:r>
       <w:r>
         <w:fldChar w:fldCharType="separate"/>
@@ -3346,7 +3346,7 @@
         <w:rPr>
           <w:rFonts w:ascii="Times New Roman" w:hAnsi="Times New Roman" w:eastAsia="宋体"/>
         </w:rPr>
-        <w:instrText xml:space="preserve"> HYPERLINK \l _Toc31067 </w:instrText>
+        <w:instrText xml:space="preserve"> HYPERLINK \l _Toc3144 </w:instrText>
       </w:r>
       <w:r>
         <w:rPr>
@@ -3364,7 +3364,7 @@
         <w:fldChar w:fldCharType="begin"/>
       </w:r>
       <w:r>
-        <w:instrText xml:space="preserve"> PAGEREF _Toc31067 \h </w:instrText>
+        <w:instrText xml:space="preserve"> PAGEREF _Toc3144 \h </w:instrText>
       </w:r>
       <w:r>
         <w:fldChar w:fldCharType="separate"/>
@@ -3402,7 +3402,7 @@
         <w:rPr>
           <w:rFonts w:ascii="Times New Roman" w:hAnsi="Times New Roman" w:eastAsia="宋体"/>
         </w:rPr>
-        <w:instrText xml:space="preserve"> HYPERLINK \l _Toc26796 </w:instrText>
+        <w:instrText xml:space="preserve"> HYPERLINK \l _Toc31782 </w:instrText>
       </w:r>
       <w:r>
         <w:rPr>
@@ -3420,7 +3420,7 @@
         <w:fldChar w:fldCharType="begin"/>
       </w:r>
       <w:r>
-        <w:instrText xml:space="preserve"> PAGEREF _Toc26796 \h </w:instrText>
+        <w:instrText xml:space="preserve"> PAGEREF _Toc31782 \h </w:instrText>
       </w:r>
       <w:r>
         <w:fldChar w:fldCharType="separate"/>
@@ -3458,7 +3458,7 @@
         <w:rPr>
           <w:rFonts w:ascii="Times New Roman" w:hAnsi="Times New Roman" w:eastAsia="宋体"/>
         </w:rPr>
-        <w:instrText xml:space="preserve"> HYPERLINK \l _Toc22813 </w:instrText>
+        <w:instrText xml:space="preserve"> HYPERLINK \l _Toc14199 </w:instrText>
       </w:r>
       <w:r>
         <w:rPr>
@@ -3476,7 +3476,7 @@
         <w:fldChar w:fldCharType="begin"/>
       </w:r>
       <w:r>
-        <w:instrText xml:space="preserve"> PAGEREF _Toc22813 \h </w:instrText>
+        <w:instrText xml:space="preserve"> PAGEREF _Toc14199 \h </w:instrText>
       </w:r>
       <w:r>
         <w:fldChar w:fldCharType="separate"/>
@@ -3514,7 +3514,7 @@
         <w:rPr>
           <w:rFonts w:ascii="Times New Roman" w:hAnsi="Times New Roman" w:eastAsia="宋体"/>
         </w:rPr>
-        <w:instrText xml:space="preserve"> HYPERLINK \l _Toc11664 </w:instrText>
+        <w:instrText xml:space="preserve"> HYPERLINK \l _Toc3956 </w:instrText>
       </w:r>
       <w:r>
         <w:rPr>
@@ -3532,7 +3532,7 @@
         <w:fldChar w:fldCharType="begin"/>
       </w:r>
       <w:r>
-        <w:instrText xml:space="preserve"> PAGEREF _Toc11664 \h </w:instrText>
+        <w:instrText xml:space="preserve"> PAGEREF _Toc3956 \h </w:instrText>
       </w:r>
       <w:r>
         <w:fldChar w:fldCharType="separate"/>
@@ -3570,7 +3570,7 @@
         <w:rPr>
           <w:rFonts w:ascii="Times New Roman" w:hAnsi="Times New Roman" w:eastAsia="宋体"/>
         </w:rPr>
-        <w:instrText xml:space="preserve"> HYPERLINK \l _Toc23573 </w:instrText>
+        <w:instrText xml:space="preserve"> HYPERLINK \l _Toc10656 </w:instrText>
       </w:r>
       <w:r>
         <w:rPr>
@@ -3588,7 +3588,7 @@
         <w:fldChar w:fldCharType="begin"/>
       </w:r>
       <w:r>
-        <w:instrText xml:space="preserve"> PAGEREF _Toc23573 \h </w:instrText>
+        <w:instrText xml:space="preserve"> PAGEREF _Toc10656 \h </w:instrText>
       </w:r>
       <w:r>
         <w:fldChar w:fldCharType="separate"/>
@@ -3626,7 +3626,7 @@
         <w:rPr>
           <w:rFonts w:ascii="Times New Roman" w:hAnsi="Times New Roman" w:eastAsia="宋体"/>
         </w:rPr>
-        <w:instrText xml:space="preserve"> HYPERLINK \l _Toc13655 </w:instrText>
+        <w:instrText xml:space="preserve"> HYPERLINK \l _Toc29924 </w:instrText>
       </w:r>
       <w:r>
         <w:rPr>
@@ -3644,7 +3644,7 @@
         <w:fldChar w:fldCharType="begin"/>
       </w:r>
       <w:r>
-        <w:instrText xml:space="preserve"> PAGEREF _Toc13655 \h </w:instrText>
+        <w:instrText xml:space="preserve"> PAGEREF _Toc29924 \h </w:instrText>
       </w:r>
       <w:r>
         <w:fldChar w:fldCharType="separate"/>
@@ -3682,7 +3682,7 @@
         <w:rPr>
           <w:rFonts w:ascii="Times New Roman" w:hAnsi="Times New Roman" w:eastAsia="宋体"/>
         </w:rPr>
-        <w:instrText xml:space="preserve"> HYPERLINK \l _Toc460 </w:instrText>
+        <w:instrText xml:space="preserve"> HYPERLINK \l _Toc1324 </w:instrText>
       </w:r>
       <w:r>
         <w:rPr>
@@ -3700,7 +3700,7 @@
         <w:fldChar w:fldCharType="begin"/>
       </w:r>
       <w:r>
-        <w:instrText xml:space="preserve"> PAGEREF _Toc460 \h </w:instrText>
+        <w:instrText xml:space="preserve"> PAGEREF _Toc1324 \h </w:instrText>
       </w:r>
       <w:r>
         <w:fldChar w:fldCharType="separate"/>
@@ -3738,7 +3738,7 @@
         <w:rPr>
           <w:rFonts w:ascii="Times New Roman" w:hAnsi="Times New Roman" w:eastAsia="宋体"/>
         </w:rPr>
-        <w:instrText xml:space="preserve"> HYPERLINK \l _Toc16304 </w:instrText>
+        <w:instrText xml:space="preserve"> HYPERLINK \l _Toc32711 </w:instrText>
       </w:r>
       <w:r>
         <w:rPr>
@@ -3756,7 +3756,7 @@
         <w:fldChar w:fldCharType="begin"/>
       </w:r>
       <w:r>
-        <w:instrText xml:space="preserve"> PAGEREF _Toc16304 \h </w:instrText>
+        <w:instrText xml:space="preserve"> PAGEREF _Toc32711 \h </w:instrText>
       </w:r>
       <w:r>
         <w:fldChar w:fldCharType="separate"/>
@@ -3794,7 +3794,7 @@
         <w:rPr>
           <w:rFonts w:ascii="Times New Roman" w:hAnsi="Times New Roman" w:eastAsia="宋体"/>
         </w:rPr>
-        <w:instrText xml:space="preserve"> HYPERLINK \l _Toc22640 </w:instrText>
+        <w:instrText xml:space="preserve"> HYPERLINK \l _Toc18577 </w:instrText>
       </w:r>
       <w:r>
         <w:rPr>
@@ -3812,7 +3812,7 @@
         <w:fldChar w:fldCharType="begin"/>
       </w:r>
       <w:r>
-        <w:instrText xml:space="preserve"> PAGEREF _Toc22640 \h </w:instrText>
+        <w:instrText xml:space="preserve"> PAGEREF _Toc18577 \h </w:instrText>
       </w:r>
       <w:r>
         <w:fldChar w:fldCharType="separate"/>
@@ -3850,7 +3850,7 @@
         <w:rPr>
           <w:rFonts w:ascii="Times New Roman" w:hAnsi="Times New Roman" w:eastAsia="宋体"/>
         </w:rPr>
-        <w:instrText xml:space="preserve"> HYPERLINK \l _Toc8796 </w:instrText>
+        <w:instrText xml:space="preserve"> HYPERLINK \l _Toc21395 </w:instrText>
       </w:r>
       <w:r>
         <w:rPr>
@@ -3868,7 +3868,7 @@
         <w:fldChar w:fldCharType="begin"/>
       </w:r>
       <w:r>
-        <w:instrText xml:space="preserve"> PAGEREF _Toc8796 \h </w:instrText>
+        <w:instrText xml:space="preserve"> PAGEREF _Toc21395 \h </w:instrText>
       </w:r>
       <w:r>
         <w:fldChar w:fldCharType="separate"/>
@@ -3906,7 +3906,7 @@
         <w:rPr>
           <w:rFonts w:ascii="Times New Roman" w:hAnsi="Times New Roman" w:eastAsia="宋体"/>
         </w:rPr>
-        <w:instrText xml:space="preserve"> HYPERLINK \l _Toc9668 </w:instrText>
+        <w:instrText xml:space="preserve"> HYPERLINK \l _Toc5337 </w:instrText>
       </w:r>
       <w:r>
         <w:rPr>
@@ -3924,7 +3924,7 @@
         <w:fldChar w:fldCharType="begin"/>
       </w:r>
       <w:r>
-        <w:instrText xml:space="preserve"> PAGEREF _Toc9668 \h </w:instrText>
+        <w:instrText xml:space="preserve"> PAGEREF _Toc5337 \h </w:instrText>
       </w:r>
       <w:r>
         <w:fldChar w:fldCharType="separate"/>
@@ -3962,7 +3962,7 @@
         <w:rPr>
           <w:rFonts w:ascii="Times New Roman" w:hAnsi="Times New Roman" w:eastAsia="宋体"/>
         </w:rPr>
-        <w:instrText xml:space="preserve"> HYPERLINK \l _Toc24307 </w:instrText>
+        <w:instrText xml:space="preserve"> HYPERLINK \l _Toc13015 </w:instrText>
       </w:r>
       <w:r>
         <w:rPr>
@@ -3980,7 +3980,7 @@
         <w:fldChar w:fldCharType="begin"/>
       </w:r>
       <w:r>
-        <w:instrText xml:space="preserve"> PAGEREF _Toc24307 \h </w:instrText>
+        <w:instrText xml:space="preserve"> PAGEREF _Toc13015 \h </w:instrText>
       </w:r>
       <w:r>
         <w:fldChar w:fldCharType="separate"/>
@@ -4018,7 +4018,7 @@
         <w:rPr>
           <w:rFonts w:ascii="Times New Roman" w:hAnsi="Times New Roman" w:eastAsia="宋体"/>
         </w:rPr>
-        <w:instrText xml:space="preserve"> HYPERLINK \l _Toc29788 </w:instrText>
+        <w:instrText xml:space="preserve"> HYPERLINK \l _Toc22876 </w:instrText>
       </w:r>
       <w:r>
         <w:rPr>
@@ -4036,7 +4036,7 @@
         <w:fldChar w:fldCharType="begin"/>
       </w:r>
       <w:r>
-        <w:instrText xml:space="preserve"> PAGEREF _Toc29788 \h </w:instrText>
+        <w:instrText xml:space="preserve"> PAGEREF _Toc22876 \h </w:instrText>
       </w:r>
       <w:r>
         <w:fldChar w:fldCharType="separate"/>
@@ -4074,16 +4074,16 @@
         <w:rPr>
           <w:rFonts w:ascii="Times New Roman" w:hAnsi="Times New Roman" w:eastAsia="宋体"/>
         </w:rPr>
-        <w:instrText xml:space="preserve"> HYPERLINK \l _Toc4019 </w:instrText>
-      </w:r>
-      <w:r>
-        <w:rPr>
-          <w:rFonts w:ascii="Times New Roman" w:hAnsi="Times New Roman" w:eastAsia="宋体"/>
-        </w:rPr>
-        <w:fldChar w:fldCharType="separate"/>
-      </w:r>
-      <w:r>
-        <w:t>A.1 程序代码索引</w:t>
+        <w:instrText xml:space="preserve"> HYPERLINK \l _Toc12931 </w:instrText>
+      </w:r>
+      <w:r>
+        <w:rPr>
+          <w:rFonts w:ascii="Times New Roman" w:hAnsi="Times New Roman" w:eastAsia="宋体"/>
+        </w:rPr>
+        <w:fldChar w:fldCharType="separate"/>
+      </w:r>
+      <w:r>
+        <w:t>A.1 人工智能工具使用说明</w:t>
       </w:r>
       <w:r>
         <w:tab/>
@@ -4092,7 +4092,7 @@
         <w:fldChar w:fldCharType="begin"/>
       </w:r>
       <w:r>
-        <w:instrText xml:space="preserve"> PAGEREF _Toc4019 \h </w:instrText>
+        <w:instrText xml:space="preserve"> PAGEREF _Toc12931 \h </w:instrText>
       </w:r>
       <w:r>
         <w:fldChar w:fldCharType="separate"/>
@@ -4130,16 +4130,16 @@
         <w:rPr>
           <w:rFonts w:ascii="Times New Roman" w:hAnsi="Times New Roman" w:eastAsia="宋体"/>
         </w:rPr>
-        <w:instrText xml:space="preserve"> HYPERLINK \l _Toc4011 </w:instrText>
-      </w:r>
-      <w:r>
-        <w:rPr>
-          <w:rFonts w:ascii="Times New Roman" w:hAnsi="Times New Roman" w:eastAsia="宋体"/>
-        </w:rPr>
-        <w:fldChar w:fldCharType="separate"/>
-      </w:r>
-      <w:r>
-        <w:t>A.2 复现环境与运行说明</w:t>
+        <w:instrText xml:space="preserve"> HYPERLINK \l _Toc5722 </w:instrText>
+      </w:r>
+      <w:r>
+        <w:rPr>
+          <w:rFonts w:ascii="Times New Roman" w:hAnsi="Times New Roman" w:eastAsia="宋体"/>
+        </w:rPr>
+        <w:fldChar w:fldCharType="separate"/>
+      </w:r>
+      <w:r>
+        <w:t>A.2 核心代码展示</w:t>
       </w:r>
       <w:r>
         <w:tab/>
@@ -4148,63 +4148,7 @@
         <w:fldChar w:fldCharType="begin"/>
       </w:r>
       <w:r>
-        <w:instrText xml:space="preserve"> PAGEREF _Toc4011 \h </w:instrText>
-      </w:r>
-      <w:r>
-        <w:fldChar w:fldCharType="separate"/>
-      </w:r>
-      <w:r>
-        <w:t>6</w:t>
-      </w:r>
-      <w:r>
-        <w:fldChar w:fldCharType="end"/>
-      </w:r>
-      <w:r>
-        <w:rPr>
-          <w:rFonts w:ascii="Times New Roman" w:hAnsi="Times New Roman" w:eastAsia="宋体"/>
-          <w:color w:val="1A1A1A"/>
-        </w:rPr>
-        <w:fldChar w:fldCharType="end"/>
-      </w:r>
-    </w:p>
-    <w:p>
-      <w:pPr>
-        <w:pStyle w:val="15"/>
-        <w:tabs>
-          <w:tab w:val="right" w:leader="dot" w:pos="9356"/>
-          <w:tab w:val="clear" w:pos="9354"/>
-        </w:tabs>
-      </w:pPr>
-      <w:r>
-        <w:rPr>
-          <w:rFonts w:ascii="Times New Roman" w:hAnsi="Times New Roman" w:eastAsia="宋体"/>
-          <w:color w:val="1A1A1A"/>
-        </w:rPr>
-        <w:fldChar w:fldCharType="begin"/>
-      </w:r>
-      <w:r>
-        <w:rPr>
-          <w:rFonts w:ascii="Times New Roman" w:hAnsi="Times New Roman" w:eastAsia="宋体"/>
-        </w:rPr>
-        <w:instrText xml:space="preserve"> HYPERLINK \l _Toc11199 </w:instrText>
-      </w:r>
-      <w:r>
-        <w:rPr>
-          <w:rFonts w:ascii="Times New Roman" w:hAnsi="Times New Roman" w:eastAsia="宋体"/>
-        </w:rPr>
-        <w:fldChar w:fldCharType="separate"/>
-      </w:r>
-      <w:r>
-        <w:t>A.3 人工智能工具使用说明</w:t>
-      </w:r>
-      <w:r>
-        <w:tab/>
-      </w:r>
-      <w:r>
-        <w:fldChar w:fldCharType="begin"/>
-      </w:r>
-      <w:r>
-        <w:instrText xml:space="preserve"> PAGEREF _Toc11199 \h </w:instrText>
+        <w:instrText xml:space="preserve"> PAGEREF _Toc5722 \h </w:instrText>
       </w:r>
       <w:r>
         <w:fldChar w:fldCharType="separate"/>
@@ -4240,7 +4184,7 @@
         <w:pStyle w:val="2"/>
         <w:pageBreakBefore/>
       </w:pPr>
-      <w:bookmarkStart w:id="2" w:name="_Toc17723"/>
+      <w:bookmarkStart w:id="2" w:name="_Toc9253"/>
       <w:r>
         <w:t>一.问题重述</w:t>
       </w:r>
@@ -4250,7 +4194,7 @@
       <w:pPr>
         <w:pStyle w:val="3"/>
       </w:pPr>
-      <w:bookmarkStart w:id="3" w:name="_Toc25096"/>
+      <w:bookmarkStart w:id="3" w:name="_Toc145"/>
       <w:r>
         <w:t>1.1 问题背景</w:t>
       </w:r>
@@ -4268,7 +4212,7 @@
       <w:pPr>
         <w:pStyle w:val="3"/>
       </w:pPr>
-      <w:bookmarkStart w:id="4" w:name="_Toc20613"/>
+      <w:bookmarkStart w:id="4" w:name="_Toc24675"/>
       <w:r>
         <w:t>1.2 问题提出</w:t>
       </w:r>
@@ -4286,7 +4230,7 @@
       <w:pPr>
         <w:pStyle w:val="2"/>
       </w:pPr>
-      <w:bookmarkStart w:id="5" w:name="_Toc28049"/>
+      <w:bookmarkStart w:id="5" w:name="_Toc25494"/>
       <w:r>
         <w:t>二.问题分析与技术路线</w:t>
       </w:r>
@@ -4296,7 +4240,7 @@
       <w:pPr>
         <w:pStyle w:val="3"/>
       </w:pPr>
-      <w:bookmarkStart w:id="6" w:name="_Toc30545"/>
+      <w:bookmarkStart w:id="6" w:name="_Toc11316"/>
       <w:r>
         <w:t>2.1 总体思路</w:t>
       </w:r>
@@ -4314,7 +4258,7 @@
       <w:pPr>
         <w:pStyle w:val="3"/>
       </w:pPr>
-      <w:bookmarkStart w:id="7" w:name="_Toc10260"/>
+      <w:bookmarkStart w:id="7" w:name="_Toc27945"/>
       <w:r>
         <w:t>2.2 各问难点与建模思路</w:t>
       </w:r>
@@ -4332,7 +4276,7 @@
       <w:pPr>
         <w:pStyle w:val="3"/>
       </w:pPr>
-      <w:bookmarkStart w:id="8" w:name="_Toc6578"/>
+      <w:bookmarkStart w:id="8" w:name="_Toc25997"/>
       <w:r>
         <w:t>2.3 技术路线图</w:t>
       </w:r>
@@ -4350,7 +4294,7 @@
       <w:pPr>
         <w:pStyle w:val="2"/>
       </w:pPr>
-      <w:bookmarkStart w:id="9" w:name="_Toc12114"/>
+      <w:bookmarkStart w:id="9" w:name="_Toc26504"/>
       <w:r>
         <w:t>三.模型假设与符号说明</w:t>
       </w:r>
@@ -4360,7 +4304,7 @@
       <w:pPr>
         <w:pStyle w:val="3"/>
       </w:pPr>
-      <w:bookmarkStart w:id="10" w:name="_Toc3193"/>
+      <w:bookmarkStart w:id="10" w:name="_Toc2383"/>
       <w:r>
         <w:t>3.1 模型假设</w:t>
       </w:r>
@@ -4378,7 +4322,7 @@
       <w:pPr>
         <w:pStyle w:val="3"/>
       </w:pPr>
-      <w:bookmarkStart w:id="11" w:name="_Toc17056"/>
+      <w:bookmarkStart w:id="11" w:name="_Toc12614"/>
       <w:r>
         <w:t>3.2 符号说明</w:t>
       </w:r>
@@ -4420,6 +4364,12 @@
             <w:insideH w:val="none" w:color="auto" w:sz="0" w:space="0"/>
             <w:insideV w:val="none" w:color="auto" w:sz="0" w:space="0"/>
           </w:tblBorders>
+          <w:tblCellMar>
+            <w:top w:w="0" w:type="dxa"/>
+            <w:left w:w="108" w:type="dxa"/>
+            <w:bottom w:w="0" w:type="dxa"/>
+            <w:right w:w="108" w:type="dxa"/>
+          </w:tblCellMar>
         </w:tblPrEx>
         <w:tc>
           <w:tcPr>
@@ -4606,7 +4556,7 @@
       <w:pPr>
         <w:pStyle w:val="2"/>
       </w:pPr>
-      <w:bookmarkStart w:id="12" w:name="_Toc66"/>
+      <w:bookmarkStart w:id="12" w:name="_Toc17450"/>
       <w:r>
         <w:t>四.数据来源与预处理</w:t>
       </w:r>
@@ -4616,7 +4566,7 @@
       <w:pPr>
         <w:pStyle w:val="3"/>
       </w:pPr>
-      <w:bookmarkStart w:id="13" w:name="_Toc3142"/>
+      <w:bookmarkStart w:id="13" w:name="_Toc4884"/>
       <w:r>
         <w:t>4.1 数据来源与字段说明</w:t>
       </w:r>
@@ -4634,7 +4584,7 @@
       <w:pPr>
         <w:pStyle w:val="3"/>
       </w:pPr>
-      <w:bookmarkStart w:id="14" w:name="_Toc10736"/>
+      <w:bookmarkStart w:id="14" w:name="_Toc22472"/>
       <w:r>
         <w:t>4.2 数据初检</w:t>
       </w:r>
@@ -4652,7 +4602,7 @@
       <w:pPr>
         <w:pStyle w:val="3"/>
       </w:pPr>
-      <w:bookmarkStart w:id="15" w:name="_Toc6789"/>
+      <w:bookmarkStart w:id="15" w:name="_Toc23745"/>
       <w:r>
         <w:t>4.3 数据预处理</w:t>
       </w:r>
@@ -4670,7 +4620,7 @@
       <w:pPr>
         <w:pStyle w:val="2"/>
       </w:pPr>
-      <w:bookmarkStart w:id="16" w:name="_Toc32762"/>
+      <w:bookmarkStart w:id="16" w:name="_Toc24131"/>
       <w:r>
         <w:t>五.问题一模型建立与求解</w:t>
       </w:r>
@@ -4688,7 +4638,7 @@
       <w:pPr>
         <w:pStyle w:val="3"/>
       </w:pPr>
-      <w:bookmarkStart w:id="17" w:name="_Toc11825"/>
+      <w:bookmarkStart w:id="17" w:name="_Toc19306"/>
       <w:r>
         <w:t>5.1 问题分析</w:t>
       </w:r>
@@ -4706,7 +4656,7 @@
       <w:pPr>
         <w:pStyle w:val="3"/>
       </w:pPr>
-      <w:bookmarkStart w:id="18" w:name="_Toc15162"/>
+      <w:bookmarkStart w:id="18" w:name="_Toc1568"/>
       <w:r>
         <w:t>5.2 数据与特征</w:t>
       </w:r>
@@ -4724,7 +4674,7 @@
       <w:pPr>
         <w:pStyle w:val="3"/>
       </w:pPr>
-      <w:bookmarkStart w:id="19" w:name="_Toc29381"/>
+      <w:bookmarkStart w:id="19" w:name="_Toc2540"/>
       <w:r>
         <w:t>5.3 模型建立</w:t>
       </w:r>
@@ -4742,7 +4692,7 @@
       <w:pPr>
         <w:pStyle w:val="3"/>
       </w:pPr>
-      <w:bookmarkStart w:id="20" w:name="_Toc32542"/>
+      <w:bookmarkStart w:id="20" w:name="_Toc29554"/>
       <w:r>
         <w:t>5.4 参数估计与求解算法</w:t>
       </w:r>
@@ -4760,7 +4710,7 @@
       <w:pPr>
         <w:pStyle w:val="3"/>
       </w:pPr>
-      <w:bookmarkStart w:id="21" w:name="_Toc5203"/>
+      <w:bookmarkStart w:id="21" w:name="_Toc26129"/>
       <w:r>
         <w:t>5.5 结果与分析</w:t>
       </w:r>
@@ -4794,7 +4744,7 @@
       <w:pPr>
         <w:pStyle w:val="3"/>
       </w:pPr>
-      <w:bookmarkStart w:id="22" w:name="_Toc27750"/>
+      <w:bookmarkStart w:id="22" w:name="_Toc5844"/>
       <w:r>
         <w:t>5.6 验证与敏感性分析</w:t>
       </w:r>
@@ -4812,7 +4762,7 @@
       <w:pPr>
         <w:pStyle w:val="3"/>
       </w:pPr>
-      <w:bookmarkStart w:id="23" w:name="_Toc2500"/>
+      <w:bookmarkStart w:id="23" w:name="_Toc26648"/>
       <w:r>
         <w:t>5.7 小结</w:t>
       </w:r>
@@ -4830,7 +4780,7 @@
       <w:pPr>
         <w:pStyle w:val="2"/>
       </w:pPr>
-      <w:bookmarkStart w:id="24" w:name="_Toc15065"/>
+      <w:bookmarkStart w:id="24" w:name="_Toc4433"/>
       <w:r>
         <w:t>六.问题二模型建立与求解</w:t>
       </w:r>
@@ -4848,7 +4798,7 @@
       <w:pPr>
         <w:pStyle w:val="3"/>
       </w:pPr>
-      <w:bookmarkStart w:id="25" w:name="_Toc24126"/>
+      <w:bookmarkStart w:id="25" w:name="_Toc10118"/>
       <w:r>
         <w:t>6.1 问题分析</w:t>
       </w:r>
@@ -4866,7 +4816,7 @@
       <w:pPr>
         <w:pStyle w:val="3"/>
       </w:pPr>
-      <w:bookmarkStart w:id="26" w:name="_Toc6547"/>
+      <w:bookmarkStart w:id="26" w:name="_Toc13433"/>
       <w:r>
         <w:t>6.2 数据与特征</w:t>
       </w:r>
@@ -4884,7 +4834,7 @@
       <w:pPr>
         <w:pStyle w:val="3"/>
       </w:pPr>
-      <w:bookmarkStart w:id="27" w:name="_Toc23221"/>
+      <w:bookmarkStart w:id="27" w:name="_Toc20315"/>
       <w:r>
         <w:t>6.3 模型建立</w:t>
       </w:r>
@@ -4902,7 +4852,7 @@
       <w:pPr>
         <w:pStyle w:val="3"/>
       </w:pPr>
-      <w:bookmarkStart w:id="28" w:name="_Toc21214"/>
+      <w:bookmarkStart w:id="28" w:name="_Toc26675"/>
       <w:r>
         <w:t>6.4 参数估计与求解算法</w:t>
       </w:r>
@@ -4920,7 +4870,7 @@
       <w:pPr>
         <w:pStyle w:val="3"/>
       </w:pPr>
-      <w:bookmarkStart w:id="29" w:name="_Toc14566"/>
+      <w:bookmarkStart w:id="29" w:name="_Toc5414"/>
       <w:r>
         <w:t>6.5 结果与分析</w:t>
       </w:r>
@@ -4954,7 +4904,7 @@
       <w:pPr>
         <w:pStyle w:val="3"/>
       </w:pPr>
-      <w:bookmarkStart w:id="30" w:name="_Toc22451"/>
+      <w:bookmarkStart w:id="30" w:name="_Toc19467"/>
       <w:r>
         <w:t>6.6 验证与敏感性分析</w:t>
       </w:r>
@@ -4972,7 +4922,7 @@
       <w:pPr>
         <w:pStyle w:val="3"/>
       </w:pPr>
-      <w:bookmarkStart w:id="31" w:name="_Toc4946"/>
+      <w:bookmarkStart w:id="31" w:name="_Toc16784"/>
       <w:r>
         <w:t>6.7 小结</w:t>
       </w:r>
@@ -4990,7 +4940,7 @@
       <w:pPr>
         <w:pStyle w:val="2"/>
       </w:pPr>
-      <w:bookmarkStart w:id="32" w:name="_Toc14416"/>
+      <w:bookmarkStart w:id="32" w:name="_Toc22546"/>
       <w:r>
         <w:t>七.问题三模型建立与求解</w:t>
       </w:r>
@@ -5008,7 +4958,7 @@
       <w:pPr>
         <w:pStyle w:val="3"/>
       </w:pPr>
-      <w:bookmarkStart w:id="33" w:name="_Toc8695"/>
+      <w:bookmarkStart w:id="33" w:name="_Toc7757"/>
       <w:r>
         <w:t>7.1 问题分析</w:t>
       </w:r>
@@ -5026,7 +4976,7 @@
       <w:pPr>
         <w:pStyle w:val="3"/>
       </w:pPr>
-      <w:bookmarkStart w:id="34" w:name="_Toc31375"/>
+      <w:bookmarkStart w:id="34" w:name="_Toc8579"/>
       <w:r>
         <w:t>7.2 数据与特征</w:t>
       </w:r>
@@ -5044,7 +4994,7 @@
       <w:pPr>
         <w:pStyle w:val="3"/>
       </w:pPr>
-      <w:bookmarkStart w:id="35" w:name="_Toc4560"/>
+      <w:bookmarkStart w:id="35" w:name="_Toc31902"/>
       <w:r>
         <w:t>7.3 模型建立</w:t>
       </w:r>
@@ -5062,7 +5012,7 @@
       <w:pPr>
         <w:pStyle w:val="3"/>
       </w:pPr>
-      <w:bookmarkStart w:id="36" w:name="_Toc992"/>
+      <w:bookmarkStart w:id="36" w:name="_Toc18889"/>
       <w:r>
         <w:t>7.4 参数估计与求解算法</w:t>
       </w:r>
@@ -5080,7 +5030,7 @@
       <w:pPr>
         <w:pStyle w:val="3"/>
       </w:pPr>
-      <w:bookmarkStart w:id="37" w:name="_Toc30059"/>
+      <w:bookmarkStart w:id="37" w:name="_Toc24768"/>
       <w:r>
         <w:t>7.5 结果与分析</w:t>
       </w:r>
@@ -5114,7 +5064,7 @@
       <w:pPr>
         <w:pStyle w:val="3"/>
       </w:pPr>
-      <w:bookmarkStart w:id="38" w:name="_Toc15372"/>
+      <w:bookmarkStart w:id="38" w:name="_Toc4775"/>
       <w:r>
         <w:t>7.6 验证与敏感性分析</w:t>
       </w:r>
@@ -5132,7 +5082,7 @@
       <w:pPr>
         <w:pStyle w:val="3"/>
       </w:pPr>
-      <w:bookmarkStart w:id="39" w:name="_Toc32530"/>
+      <w:bookmarkStart w:id="39" w:name="_Toc510"/>
       <w:r>
         <w:t>7.7 小结</w:t>
       </w:r>
@@ -5150,7 +5100,7 @@
       <w:pPr>
         <w:pStyle w:val="2"/>
       </w:pPr>
-      <w:bookmarkStart w:id="40" w:name="_Toc30517"/>
+      <w:bookmarkStart w:id="40" w:name="_Toc10371"/>
       <w:r>
         <w:t>八.问题四模型建立与求解</w:t>
       </w:r>
@@ -5168,7 +5118,7 @@
       <w:pPr>
         <w:pStyle w:val="3"/>
       </w:pPr>
-      <w:bookmarkStart w:id="41" w:name="_Toc31067"/>
+      <w:bookmarkStart w:id="41" w:name="_Toc3144"/>
       <w:r>
         <w:t>8.1 问题分析</w:t>
       </w:r>
@@ -5186,7 +5136,7 @@
       <w:pPr>
         <w:pStyle w:val="3"/>
       </w:pPr>
-      <w:bookmarkStart w:id="42" w:name="_Toc26796"/>
+      <w:bookmarkStart w:id="42" w:name="_Toc31782"/>
       <w:r>
         <w:t>8.2 数据与特征</w:t>
       </w:r>
@@ -5204,7 +5154,7 @@
       <w:pPr>
         <w:pStyle w:val="3"/>
       </w:pPr>
-      <w:bookmarkStart w:id="43" w:name="_Toc22813"/>
+      <w:bookmarkStart w:id="43" w:name="_Toc14199"/>
       <w:r>
         <w:t>8.3 模型建立</w:t>
       </w:r>
@@ -5222,7 +5172,7 @@
       <w:pPr>
         <w:pStyle w:val="3"/>
       </w:pPr>
-      <w:bookmarkStart w:id="44" w:name="_Toc11664"/>
+      <w:bookmarkStart w:id="44" w:name="_Toc3956"/>
       <w:r>
         <w:t>8.4 参数估计与求解算法</w:t>
       </w:r>
@@ -5240,7 +5190,7 @@
       <w:pPr>
         <w:pStyle w:val="3"/>
       </w:pPr>
-      <w:bookmarkStart w:id="45" w:name="_Toc23573"/>
+      <w:bookmarkStart w:id="45" w:name="_Toc10656"/>
       <w:r>
         <w:t>8.5 结果与分析</w:t>
       </w:r>
@@ -5274,7 +5224,7 @@
       <w:pPr>
         <w:pStyle w:val="3"/>
       </w:pPr>
-      <w:bookmarkStart w:id="46" w:name="_Toc13655"/>
+      <w:bookmarkStart w:id="46" w:name="_Toc29924"/>
       <w:r>
         <w:t>8.6 验证与敏感性分析</w:t>
       </w:r>
@@ -5292,7 +5242,7 @@
       <w:pPr>
         <w:pStyle w:val="3"/>
       </w:pPr>
-      <w:bookmarkStart w:id="47" w:name="_Toc460"/>
+      <w:bookmarkStart w:id="47" w:name="_Toc1324"/>
       <w:r>
         <w:t>8.7 小结</w:t>
       </w:r>
@@ -5310,7 +5260,7 @@
       <w:pPr>
         <w:pStyle w:val="2"/>
       </w:pPr>
-      <w:bookmarkStart w:id="48" w:name="_Toc16304"/>
+      <w:bookmarkStart w:id="48" w:name="_Toc32711"/>
       <w:r>
         <w:t>九.模型评价与推广</w:t>
       </w:r>
@@ -5320,7 +5270,7 @@
       <w:pPr>
         <w:pStyle w:val="3"/>
       </w:pPr>
-      <w:bookmarkStart w:id="49" w:name="_Toc22640"/>
+      <w:bookmarkStart w:id="49" w:name="_Toc18577"/>
       <w:r>
         <w:t>9.1 模型优点</w:t>
       </w:r>
@@ -5338,7 +5288,7 @@
       <w:pPr>
         <w:pStyle w:val="3"/>
       </w:pPr>
-      <w:bookmarkStart w:id="50" w:name="_Toc8796"/>
+      <w:bookmarkStart w:id="50" w:name="_Toc21395"/>
       <w:r>
         <w:t>9.2 模型不足</w:t>
       </w:r>
@@ -5356,7 +5306,7 @@
       <w:pPr>
         <w:pStyle w:val="3"/>
       </w:pPr>
-      <w:bookmarkStart w:id="51" w:name="_Toc9668"/>
+      <w:bookmarkStart w:id="51" w:name="_Toc5337"/>
       <w:r>
         <w:t>9.3 改进方向与推广</w:t>
       </w:r>
@@ -5374,7 +5324,7 @@
       <w:pPr>
         <w:pStyle w:val="2"/>
       </w:pPr>
-      <w:bookmarkStart w:id="52" w:name="_Toc24307"/>
+      <w:bookmarkStart w:id="52" w:name="_Toc13015"/>
       <w:r>
         <w:t>参考文献</w:t>
       </w:r>
@@ -5416,7 +5366,7 @@
       <w:pPr>
         <w:pStyle w:val="2"/>
       </w:pPr>
-      <w:bookmarkStart w:id="53" w:name="_Toc29788"/>
+      <w:bookmarkStart w:id="53" w:name="_Toc22876"/>
       <w:r>
         <w:t>附录</w:t>
       </w:r>
@@ -5426,9 +5376,9 @@
       <w:pPr>
         <w:pStyle w:val="3"/>
       </w:pPr>
-      <w:bookmarkStart w:id="54" w:name="_Toc4019"/>
-      <w:r>
-        <w:t>A.1 程序代码索引</w:t>
+      <w:bookmarkStart w:id="54" w:name="_Toc12931"/>
+      <w:r>
+        <w:t>A.1 人工智能工具使用说明</w:t>
       </w:r>
       <w:bookmarkEnd w:id="54"/>
     </w:p>
@@ -5437,16 +5387,16 @@
         <w:pStyle w:val="51"/>
       </w:pPr>
       <w:r>
-        <w:t>【列出代码文件名、用途与运行入口；源代码按题目要求另行提交竞赛系统。】</w:t>
+        <w:t>【按附件4 要求列明：工具名称、版本/型号、开发机构/公司、版本发布日期，以及本队在哪些环节使用、做了哪些核对与修改。】</w:t>
       </w:r>
     </w:p>
     <w:p>
       <w:pPr>
         <w:pStyle w:val="3"/>
       </w:pPr>
-      <w:bookmarkStart w:id="55" w:name="_Toc4011"/>
-      <w:r>
-        <w:t>A.2 复现环境与运行说明</w:t>
+      <w:bookmarkStart w:id="55" w:name="_Toc5722"/>
+      <w:r>
+        <w:t>A.2 核心代码展示</w:t>
       </w:r>
       <w:bookmarkEnd w:id="55"/>
     </w:p>
@@ -5455,25 +5405,7 @@
         <w:pStyle w:val="51"/>
       </w:pPr>
       <w:r>
-        <w:t>【Python 版本、依赖锁、随机种子、运行命令、输入哈希。】</w:t>
-      </w:r>
-    </w:p>
-    <w:p>
-      <w:pPr>
-        <w:pStyle w:val="3"/>
-      </w:pPr>
-      <w:bookmarkStart w:id="56" w:name="_Toc11199"/>
-      <w:r>
-        <w:t>A.3 人工智能工具使用说明</w:t>
-      </w:r>
-      <w:bookmarkEnd w:id="56"/>
-    </w:p>
-    <w:p>
-      <w:pPr>
-        <w:pStyle w:val="51"/>
-      </w:pPr>
-      <w:r>
-        <w:t>【按附件4 要求列明：工具名称、版本/型号、开发机构/公司、版本发布日期，以及本队在哪些环节使用、做了哪些核对与修改。】</w:t>
+        <w:t>【粘贴本问的核心代码，使用“代码”样式；完整源代码按题目要求另行提交竞赛系统。】</w:t>
       </w:r>
     </w:p>
     <w:sectPr>
